--- a/SOX-ITGC-Report.docx
+++ b/SOX-ITGC-Report.docx
@@ -8,6 +8,9 @@
         <w:pStyle w:val="Heading1"/>
       </w:pPr>
       <w:r>
+        <w:rPr>
+          <w:rFonts w:ascii="Times New Roman" w:hAnsi="Times New Roman" w:eastAsia="Times New Roman" w:cs="Times New Roman"/>
+        </w:rPr>
         <w:t xml:space="preserve">SOX IT General Controls (ITGC) — Overview</w:t>
       </w:r>
     </w:p>
@@ -17,54 +20,87 @@
       </w:pPr>
       <w:r>
         <w:rPr>
+          <w:rFonts w:ascii="Times New Roman" w:hAnsi="Times New Roman" w:eastAsia="Times New Roman" w:cs="Times New Roman"/>
           <w:bCs/>
           <w:b/>
         </w:rPr>
         <w:t xml:space="preserve">Portfolio note:</w:t>
       </w:r>
       <w:r>
-        <w:t xml:space="preserve"> </w:t>
-      </w:r>
-      <w:r>
+        <w:rPr>
+          <w:rFonts w:ascii="Times New Roman" w:hAnsi="Times New Roman" w:eastAsia="Times New Roman" w:cs="Times New Roman"/>
+        </w:rPr>
+        <w:t xml:space="preserve"> </w:t>
+      </w:r>
+      <w:r>
+        <w:rPr>
+          <w:rFonts w:ascii="Times New Roman" w:hAnsi="Times New Roman" w:eastAsia="Times New Roman" w:cs="Times New Roman"/>
+        </w:rPr>
         <w:t xml:space="preserve">This is a lab project using the same fictional fintech,</w:t>
       </w:r>
       <w:r>
-        <w:t xml:space="preserve"> </w:t>
-      </w:r>
-      <w:r>
-        <w:rPr>
+        <w:rPr>
+          <w:rFonts w:ascii="Times New Roman" w:hAnsi="Times New Roman" w:eastAsia="Times New Roman" w:cs="Times New Roman"/>
+        </w:rPr>
+        <w:t xml:space="preserve"> </w:t>
+      </w:r>
+      <w:r>
+        <w:rPr>
+          <w:rFonts w:ascii="Times New Roman" w:hAnsi="Times New Roman" w:eastAsia="Times New Roman" w:cs="Times New Roman"/>
           <w:iCs/>
           <w:i/>
         </w:rPr>
         <w:t xml:space="preserve">NorthStar Lending, Inc.</w:t>
       </w:r>
       <w:r>
+        <w:rPr>
+          <w:rFonts w:ascii="Times New Roman" w:hAnsi="Times New Roman" w:eastAsia="Times New Roman" w:cs="Times New Roman"/>
+        </w:rPr>
         <w:t xml:space="preserve">, introduced in the</w:t>
       </w:r>
       <w:r>
+        <w:rPr>
+          <w:rFonts w:ascii="Times New Roman" w:hAnsi="Times New Roman" w:eastAsia="Times New Roman" w:cs="Times New Roman"/>
+        </w:rPr>
         <w:t xml:space="preserve"> </w:t>
       </w:r>
       <w:hyperlink r:id="rId20">
         <w:r>
           <w:rPr>
+            <w:rFonts w:ascii="Times New Roman" w:hAnsi="Times New Roman" w:eastAsia="Times New Roman" w:cs="Times New Roman"/>
             <w:rStyle w:val="Hyperlink"/>
           </w:rPr>
           <w:t xml:space="preserve">risk assessment project</w:t>
         </w:r>
       </w:hyperlink>
       <w:r>
+        <w:rPr>
+          <w:rFonts w:ascii="Times New Roman" w:hAnsi="Times New Roman" w:eastAsia="Times New Roman" w:cs="Times New Roman"/>
+        </w:rPr>
         <w:t xml:space="preserve">. NorthStar is preparing</w:t>
       </w:r>
       <w:r>
-        <w:t xml:space="preserve"> </w:t>
-      </w:r>
-      <w:r>
+        <w:rPr>
+          <w:rFonts w:ascii="Times New Roman" w:hAnsi="Times New Roman" w:eastAsia="Times New Roman" w:cs="Times New Roman"/>
+        </w:rPr>
+        <w:t xml:space="preserve"> </w:t>
+      </w:r>
+      <w:r>
+        <w:rPr>
+          <w:rFonts w:ascii="Times New Roman" w:hAnsi="Times New Roman" w:eastAsia="Times New Roman" w:cs="Times New Roman"/>
+        </w:rPr>
         <w:t xml:space="preserve">for an eventual IPO, which is when a private company must get its controls</w:t>
       </w:r>
       <w:r>
-        <w:t xml:space="preserve"> </w:t>
-      </w:r>
-      <w:r>
+        <w:rPr>
+          <w:rFonts w:ascii="Times New Roman" w:hAnsi="Times New Roman" w:eastAsia="Times New Roman" w:cs="Times New Roman"/>
+        </w:rPr>
+        <w:t xml:space="preserve"> </w:t>
+      </w:r>
+      <w:r>
+        <w:rPr>
+          <w:rFonts w:ascii="Times New Roman" w:hAnsi="Times New Roman" w:eastAsia="Times New Roman" w:cs="Times New Roman"/>
+        </w:rPr>
         <w:t xml:space="preserve">SOX-ready. All data is invented.</w:t>
       </w:r>
     </w:p>
@@ -74,6 +110,9 @@
         <w:pStyle w:val="Heading2"/>
       </w:pPr>
       <w:r>
+        <w:rPr>
+          <w:rFonts w:ascii="Times New Roman" w:hAnsi="Times New Roman" w:eastAsia="Times New Roman" w:cs="Times New Roman"/>
+        </w:rPr>
         <w:t xml:space="preserve">1. What SOX is and why IT cares</w:t>
       </w:r>
     </w:p>
@@ -82,72 +121,123 @@
         <w:pStyle w:val="FirstParagraph"/>
       </w:pPr>
       <w:r>
+        <w:rPr>
+          <w:rFonts w:ascii="Times New Roman" w:hAnsi="Times New Roman" w:eastAsia="Times New Roman" w:cs="Times New Roman"/>
+        </w:rPr>
         <w:t xml:space="preserve">The</w:t>
       </w:r>
       <w:r>
-        <w:t xml:space="preserve"> </w:t>
-      </w:r>
-      <w:r>
-        <w:rPr>
+        <w:rPr>
+          <w:rFonts w:ascii="Times New Roman" w:hAnsi="Times New Roman" w:eastAsia="Times New Roman" w:cs="Times New Roman"/>
+        </w:rPr>
+        <w:t xml:space="preserve"> </w:t>
+      </w:r>
+      <w:r>
+        <w:rPr>
+          <w:rFonts w:ascii="Times New Roman" w:hAnsi="Times New Roman" w:eastAsia="Times New Roman" w:cs="Times New Roman"/>
           <w:bCs/>
           <w:b/>
         </w:rPr>
         <w:t xml:space="preserve">Sarbanes-Oxley Act of 2002 (SOX)</w:t>
       </w:r>
       <w:r>
-        <w:t xml:space="preserve"> </w:t>
-      </w:r>
-      <w:r>
+        <w:rPr>
+          <w:rFonts w:ascii="Times New Roman" w:hAnsi="Times New Roman" w:eastAsia="Times New Roman" w:cs="Times New Roman"/>
+        </w:rPr>
+        <w:t xml:space="preserve"> </w:t>
+      </w:r>
+      <w:r>
+        <w:rPr>
+          <w:rFonts w:ascii="Times New Roman" w:hAnsi="Times New Roman" w:eastAsia="Times New Roman" w:cs="Times New Roman"/>
+        </w:rPr>
         <w:t xml:space="preserve">was passed after the Enron and WorldCom</w:t>
       </w:r>
       <w:r>
-        <w:t xml:space="preserve"> </w:t>
-      </w:r>
-      <w:r>
+        <w:rPr>
+          <w:rFonts w:ascii="Times New Roman" w:hAnsi="Times New Roman" w:eastAsia="Times New Roman" w:cs="Times New Roman"/>
+        </w:rPr>
+        <w:t xml:space="preserve"> </w:t>
+      </w:r>
+      <w:r>
+        <w:rPr>
+          <w:rFonts w:ascii="Times New Roman" w:hAnsi="Times New Roman" w:eastAsia="Times New Roman" w:cs="Times New Roman"/>
+        </w:rPr>
         <w:t xml:space="preserve">accounting scandals to restore trust in public-company financial reporting. The part</w:t>
       </w:r>
       <w:r>
-        <w:t xml:space="preserve"> </w:t>
-      </w:r>
-      <w:r>
+        <w:rPr>
+          <w:rFonts w:ascii="Times New Roman" w:hAnsi="Times New Roman" w:eastAsia="Times New Roman" w:cs="Times New Roman"/>
+        </w:rPr>
+        <w:t xml:space="preserve"> </w:t>
+      </w:r>
+      <w:r>
+        <w:rPr>
+          <w:rFonts w:ascii="Times New Roman" w:hAnsi="Times New Roman" w:eastAsia="Times New Roman" w:cs="Times New Roman"/>
+        </w:rPr>
         <w:t xml:space="preserve">that matters here is</w:t>
       </w:r>
       <w:r>
-        <w:t xml:space="preserve"> </w:t>
-      </w:r>
-      <w:r>
-        <w:rPr>
+        <w:rPr>
+          <w:rFonts w:ascii="Times New Roman" w:hAnsi="Times New Roman" w:eastAsia="Times New Roman" w:cs="Times New Roman"/>
+        </w:rPr>
+        <w:t xml:space="preserve"> </w:t>
+      </w:r>
+      <w:r>
+        <w:rPr>
+          <w:rFonts w:ascii="Times New Roman" w:hAnsi="Times New Roman" w:eastAsia="Times New Roman" w:cs="Times New Roman"/>
           <w:bCs/>
           <w:b/>
         </w:rPr>
         <w:t xml:space="preserve">Section 404</w:t>
       </w:r>
       <w:r>
+        <w:rPr>
+          <w:rFonts w:ascii="Times New Roman" w:hAnsi="Times New Roman" w:eastAsia="Times New Roman" w:cs="Times New Roman"/>
+        </w:rPr>
         <w:t xml:space="preserve">: company management must assess and report on</w:t>
       </w:r>
       <w:r>
-        <w:t xml:space="preserve"> </w:t>
-      </w:r>
-      <w:r>
+        <w:rPr>
+          <w:rFonts w:ascii="Times New Roman" w:hAnsi="Times New Roman" w:eastAsia="Times New Roman" w:cs="Times New Roman"/>
+        </w:rPr>
+        <w:t xml:space="preserve"> </w:t>
+      </w:r>
+      <w:r>
+        <w:rPr>
+          <w:rFonts w:ascii="Times New Roman" w:hAnsi="Times New Roman" w:eastAsia="Times New Roman" w:cs="Times New Roman"/>
+        </w:rPr>
         <w:t xml:space="preserve">the effectiveness of its</w:t>
       </w:r>
       <w:r>
-        <w:t xml:space="preserve"> </w:t>
-      </w:r>
-      <w:r>
-        <w:rPr>
+        <w:rPr>
+          <w:rFonts w:ascii="Times New Roman" w:hAnsi="Times New Roman" w:eastAsia="Times New Roman" w:cs="Times New Roman"/>
+        </w:rPr>
+        <w:t xml:space="preserve"> </w:t>
+      </w:r>
+      <w:r>
+        <w:rPr>
+          <w:rFonts w:ascii="Times New Roman" w:hAnsi="Times New Roman" w:eastAsia="Times New Roman" w:cs="Times New Roman"/>
           <w:bCs/>
           <w:b/>
         </w:rPr>
         <w:t xml:space="preserve">Internal Control over Financial Reporting (ICFR)</w:t>
       </w:r>
       <w:r>
+        <w:rPr>
+          <w:rFonts w:ascii="Times New Roman" w:hAnsi="Times New Roman" w:eastAsia="Times New Roman" w:cs="Times New Roman"/>
+        </w:rPr>
         <w:t xml:space="preserve">, and</w:t>
       </w:r>
       <w:r>
-        <w:t xml:space="preserve"> </w:t>
-      </w:r>
-      <w:r>
+        <w:rPr>
+          <w:rFonts w:ascii="Times New Roman" w:hAnsi="Times New Roman" w:eastAsia="Times New Roman" w:cs="Times New Roman"/>
+        </w:rPr>
+        <w:t xml:space="preserve"> </w:t>
+      </w:r>
+      <w:r>
+        <w:rPr>
+          <w:rFonts w:ascii="Times New Roman" w:hAnsi="Times New Roman" w:eastAsia="Times New Roman" w:cs="Times New Roman"/>
+        </w:rPr>
         <w:t xml:space="preserve">(for larger filers) the external auditor must attest to it.</w:t>
       </w:r>
     </w:p>
@@ -156,41 +246,70 @@
         <w:pStyle w:val="BodyText"/>
       </w:pPr>
       <w:r>
+        <w:rPr>
+          <w:rFonts w:ascii="Times New Roman" w:hAnsi="Times New Roman" w:eastAsia="Times New Roman" w:cs="Times New Roman"/>
+        </w:rPr>
         <w:t xml:space="preserve">Here’s the link to IT: modern financial statements are produced by</w:t>
       </w:r>
       <w:r>
-        <w:t xml:space="preserve"> </w:t>
-      </w:r>
-      <w:r>
-        <w:rPr>
+        <w:rPr>
+          <w:rFonts w:ascii="Times New Roman" w:hAnsi="Times New Roman" w:eastAsia="Times New Roman" w:cs="Times New Roman"/>
+        </w:rPr>
+        <w:t xml:space="preserve"> </w:t>
+      </w:r>
+      <w:r>
+        <w:rPr>
+          <w:rFonts w:ascii="Times New Roman" w:hAnsi="Times New Roman" w:eastAsia="Times New Roman" w:cs="Times New Roman"/>
           <w:bCs/>
           <w:b/>
         </w:rPr>
         <w:t xml:space="preserve">IT systems</w:t>
       </w:r>
       <w:r>
-        <w:t xml:space="preserve"> </w:t>
-      </w:r>
-      <w:r>
+        <w:rPr>
+          <w:rFonts w:ascii="Times New Roman" w:hAnsi="Times New Roman" w:eastAsia="Times New Roman" w:cs="Times New Roman"/>
+        </w:rPr>
+        <w:t xml:space="preserve"> </w:t>
+      </w:r>
+      <w:r>
+        <w:rPr>
+          <w:rFonts w:ascii="Times New Roman" w:hAnsi="Times New Roman" w:eastAsia="Times New Roman" w:cs="Times New Roman"/>
+        </w:rPr>
         <w:t xml:space="preserve">—</w:t>
       </w:r>
       <w:r>
-        <w:t xml:space="preserve"> </w:t>
-      </w:r>
-      <w:r>
+        <w:rPr>
+          <w:rFonts w:ascii="Times New Roman" w:hAnsi="Times New Roman" w:eastAsia="Times New Roman" w:cs="Times New Roman"/>
+        </w:rPr>
+        <w:t xml:space="preserve"> </w:t>
+      </w:r>
+      <w:r>
+        <w:rPr>
+          <w:rFonts w:ascii="Times New Roman" w:hAnsi="Times New Roman" w:eastAsia="Times New Roman" w:cs="Times New Roman"/>
+        </w:rPr>
         <w:t xml:space="preserve">general ledgers, billing, loan and payment platforms, databases. If those systems</w:t>
       </w:r>
       <w:r>
-        <w:t xml:space="preserve"> </w:t>
-      </w:r>
-      <w:r>
+        <w:rPr>
+          <w:rFonts w:ascii="Times New Roman" w:hAnsi="Times New Roman" w:eastAsia="Times New Roman" w:cs="Times New Roman"/>
+        </w:rPr>
+        <w:t xml:space="preserve"> </w:t>
+      </w:r>
+      <w:r>
+        <w:rPr>
+          <w:rFonts w:ascii="Times New Roman" w:hAnsi="Times New Roman" w:eastAsia="Times New Roman" w:cs="Times New Roman"/>
+        </w:rPr>
         <w:t xml:space="preserve">aren’t controlled, the numbers they produce can’t be trusted.</w:t>
       </w:r>
       <w:r>
-        <w:t xml:space="preserve"> </w:t>
-      </w:r>
-      <w:r>
-        <w:rPr>
+        <w:rPr>
+          <w:rFonts w:ascii="Times New Roman" w:hAnsi="Times New Roman" w:eastAsia="Times New Roman" w:cs="Times New Roman"/>
+        </w:rPr>
+        <w:t xml:space="preserve"> </w:t>
+      </w:r>
+      <w:r>
+        <w:rPr>
+          <w:rFonts w:ascii="Times New Roman" w:hAnsi="Times New Roman" w:eastAsia="Times New Roman" w:cs="Times New Roman"/>
           <w:bCs/>
           <w:b/>
         </w:rPr>
@@ -198,6 +317,7 @@
       </w:r>
       <w:r>
         <w:rPr>
+          <w:rFonts w:ascii="Times New Roman" w:hAnsi="Times New Roman" w:eastAsia="Times New Roman" w:cs="Times New Roman"/>
           <w:bCs/>
           <w:b/>
         </w:rPr>
@@ -205,43 +325,72 @@
       </w:r>
       <w:r>
         <w:rPr>
+          <w:rFonts w:ascii="Times New Roman" w:hAnsi="Times New Roman" w:eastAsia="Times New Roman" w:cs="Times New Roman"/>
           <w:bCs/>
           <w:b/>
         </w:rPr>
         <w:t xml:space="preserve">(ITGC)</w:t>
       </w:r>
       <w:r>
-        <w:t xml:space="preserve"> </w:t>
-      </w:r>
-      <w:r>
+        <w:rPr>
+          <w:rFonts w:ascii="Times New Roman" w:hAnsi="Times New Roman" w:eastAsia="Times New Roman" w:cs="Times New Roman"/>
+        </w:rPr>
+        <w:t xml:space="preserve"> </w:t>
+      </w:r>
+      <w:r>
+        <w:rPr>
+          <w:rFonts w:ascii="Times New Roman" w:hAnsi="Times New Roman" w:eastAsia="Times New Roman" w:cs="Times New Roman"/>
+        </w:rPr>
         <w:t xml:space="preserve">are the controls over the IT environment that give assurance the financial</w:t>
       </w:r>
       <w:r>
-        <w:t xml:space="preserve"> </w:t>
-      </w:r>
-      <w:r>
+        <w:rPr>
+          <w:rFonts w:ascii="Times New Roman" w:hAnsi="Times New Roman" w:eastAsia="Times New Roman" w:cs="Times New Roman"/>
+        </w:rPr>
+        <w:t xml:space="preserve"> </w:t>
+      </w:r>
+      <w:r>
+        <w:rPr>
+          <w:rFonts w:ascii="Times New Roman" w:hAnsi="Times New Roman" w:eastAsia="Times New Roman" w:cs="Times New Roman"/>
+        </w:rPr>
         <w:t xml:space="preserve">applications and data are reliable. If ITGCs fail, the auditor can’t rely on</w:t>
       </w:r>
       <w:r>
-        <w:t xml:space="preserve"> </w:t>
-      </w:r>
-      <w:r>
-        <w:rPr>
+        <w:rPr>
+          <w:rFonts w:ascii="Times New Roman" w:hAnsi="Times New Roman" w:eastAsia="Times New Roman" w:cs="Times New Roman"/>
+        </w:rPr>
+        <w:t xml:space="preserve"> </w:t>
+      </w:r>
+      <w:r>
+        <w:rPr>
+          <w:rFonts w:ascii="Times New Roman" w:hAnsi="Times New Roman" w:eastAsia="Times New Roman" w:cs="Times New Roman"/>
           <w:iCs/>
           <w:i/>
         </w:rPr>
         <w:t xml:space="preserve">any</w:t>
       </w:r>
       <w:r>
-        <w:t xml:space="preserve"> </w:t>
-      </w:r>
-      <w:r>
+        <w:rPr>
+          <w:rFonts w:ascii="Times New Roman" w:hAnsi="Times New Roman" w:eastAsia="Times New Roman" w:cs="Times New Roman"/>
+        </w:rPr>
+        <w:t xml:space="preserve"> </w:t>
+      </w:r>
+      <w:r>
+        <w:rPr>
+          <w:rFonts w:ascii="Times New Roman" w:hAnsi="Times New Roman" w:eastAsia="Times New Roman" w:cs="Times New Roman"/>
+        </w:rPr>
         <w:t xml:space="preserve">of the automated controls or system-generated reports that sit on top of them — so</w:t>
       </w:r>
       <w:r>
-        <w:t xml:space="preserve"> </w:t>
-      </w:r>
-      <w:r>
+        <w:rPr>
+          <w:rFonts w:ascii="Times New Roman" w:hAnsi="Times New Roman" w:eastAsia="Times New Roman" w:cs="Times New Roman"/>
+        </w:rPr>
+        <w:t xml:space="preserve"> </w:t>
+      </w:r>
+      <w:r>
+        <w:rPr>
+          <w:rFonts w:ascii="Times New Roman" w:hAnsi="Times New Roman" w:eastAsia="Times New Roman" w:cs="Times New Roman"/>
+        </w:rPr>
         <w:t xml:space="preserve">ITGC failures have outsized consequences.</w:t>
       </w:r>
     </w:p>
@@ -251,33 +400,58 @@
       </w:pPr>
       <w:r>
         <w:rPr>
+          <w:rFonts w:ascii="Times New Roman" w:hAnsi="Times New Roman" w:eastAsia="Times New Roman" w:cs="Times New Roman"/>
           <w:bCs/>
           <w:b/>
         </w:rPr>
         <w:t xml:space="preserve">The one-sentence version for an interview:</w:t>
       </w:r>
       <w:r>
-        <w:t xml:space="preserve"> </w:t>
-      </w:r>
-      <w:r>
+        <w:rPr>
+          <w:rFonts w:ascii="Times New Roman" w:hAnsi="Times New Roman" w:eastAsia="Times New Roman" w:cs="Times New Roman"/>
+        </w:rPr>
+        <w:t xml:space="preserve"> </w:t>
+      </w:r>
+      <w:r>
+        <w:rPr>
+          <w:rFonts w:ascii="Times New Roman" w:hAnsi="Times New Roman" w:eastAsia="Times New Roman" w:cs="Times New Roman"/>
+        </w:rPr>
         <w:t xml:space="preserve">“</w:t>
       </w:r>
       <w:r>
+        <w:rPr>
+          <w:rFonts w:ascii="Times New Roman" w:hAnsi="Times New Roman" w:eastAsia="Times New Roman" w:cs="Times New Roman"/>
+        </w:rPr>
         <w:t xml:space="preserve">ITGCs are the foundation that lets</w:t>
       </w:r>
       <w:r>
-        <w:t xml:space="preserve"> </w:t>
-      </w:r>
-      <w:r>
+        <w:rPr>
+          <w:rFonts w:ascii="Times New Roman" w:hAnsi="Times New Roman" w:eastAsia="Times New Roman" w:cs="Times New Roman"/>
+        </w:rPr>
+        <w:t xml:space="preserve"> </w:t>
+      </w:r>
+      <w:r>
+        <w:rPr>
+          <w:rFonts w:ascii="Times New Roman" w:hAnsi="Times New Roman" w:eastAsia="Times New Roman" w:cs="Times New Roman"/>
+        </w:rPr>
         <w:t xml:space="preserve">auditors trust the systems producing the financial statements — if they’re broken,</w:t>
       </w:r>
       <w:r>
-        <w:t xml:space="preserve"> </w:t>
-      </w:r>
-      <w:r>
+        <w:rPr>
+          <w:rFonts w:ascii="Times New Roman" w:hAnsi="Times New Roman" w:eastAsia="Times New Roman" w:cs="Times New Roman"/>
+        </w:rPr>
+        <w:t xml:space="preserve"> </w:t>
+      </w:r>
+      <w:r>
+        <w:rPr>
+          <w:rFonts w:ascii="Times New Roman" w:hAnsi="Times New Roman" w:eastAsia="Times New Roman" w:cs="Times New Roman"/>
+        </w:rPr>
         <w:t xml:space="preserve">nothing built on those systems can be relied upon.</w:t>
       </w:r>
       <w:r>
+        <w:rPr>
+          <w:rFonts w:ascii="Times New Roman" w:hAnsi="Times New Roman" w:eastAsia="Times New Roman" w:cs="Times New Roman"/>
+        </w:rPr>
         <w:t xml:space="preserve">”</w:t>
       </w:r>
     </w:p>
@@ -288,6 +462,9 @@
         <w:pStyle w:val="Heading2"/>
       </w:pPr>
       <w:r>
+        <w:rPr>
+          <w:rFonts w:ascii="Times New Roman" w:hAnsi="Times New Roman" w:eastAsia="Times New Roman" w:cs="Times New Roman"/>
+        </w:rPr>
         <w:t xml:space="preserve">2. The four ITGC domains</w:t>
       </w:r>
     </w:p>
@@ -296,6 +473,9 @@
         <w:pStyle w:val="FirstParagraph"/>
       </w:pPr>
       <w:r>
+        <w:rPr>
+          <w:rFonts w:ascii="Times New Roman" w:hAnsi="Times New Roman" w:eastAsia="Times New Roman" w:cs="Times New Roman"/>
+        </w:rPr>
         <w:t xml:space="preserve">Essentially every SOX ITGC program organizes around these four domains:</w:t>
       </w:r>
     </w:p>
@@ -323,6 +503,9 @@
               <w:jc w:val="left"/>
             </w:pPr>
             <w:r>
+              <w:rPr>
+                <w:rFonts w:ascii="Times New Roman" w:hAnsi="Times New Roman" w:eastAsia="Times New Roman" w:cs="Times New Roman"/>
+              </w:rPr>
               <w:t xml:space="preserve">Domain</w:t>
             </w:r>
           </w:p>
@@ -335,6 +518,9 @@
               <w:jc w:val="left"/>
             </w:pPr>
             <w:r>
+              <w:rPr>
+                <w:rFonts w:ascii="Times New Roman" w:hAnsi="Times New Roman" w:eastAsia="Times New Roman" w:cs="Times New Roman"/>
+              </w:rPr>
               <w:t xml:space="preserve">What it assures</w:t>
             </w:r>
           </w:p>
@@ -347,6 +533,9 @@
               <w:jc w:val="left"/>
             </w:pPr>
             <w:r>
+              <w:rPr>
+                <w:rFonts w:ascii="Times New Roman" w:hAnsi="Times New Roman" w:eastAsia="Times New Roman" w:cs="Times New Roman"/>
+              </w:rPr>
               <w:t xml:space="preserve">Example controls</w:t>
             </w:r>
           </w:p>
@@ -362,6 +551,7 @@
             </w:pPr>
             <w:r>
               <w:rPr>
+                <w:rFonts w:ascii="Times New Roman" w:hAnsi="Times New Roman" w:eastAsia="Times New Roman" w:cs="Times New Roman"/>
                 <w:bCs/>
                 <w:b/>
               </w:rPr>
@@ -377,6 +567,9 @@
               <w:jc w:val="left"/>
             </w:pPr>
             <w:r>
+              <w:rPr>
+                <w:rFonts w:ascii="Times New Roman" w:hAnsi="Times New Roman" w:eastAsia="Times New Roman" w:cs="Times New Roman"/>
+              </w:rPr>
               <w:t xml:space="preserve">Only authorized, appropriate users can access financial systems and data</w:t>
             </w:r>
           </w:p>
@@ -389,13 +582,20 @@
               <w:jc w:val="left"/>
             </w:pPr>
             <w:r>
+              <w:rPr>
+                <w:rFonts w:ascii="Times New Roman" w:hAnsi="Times New Roman" w:eastAsia="Times New Roman" w:cs="Times New Roman"/>
+              </w:rPr>
               <w:t xml:space="preserve">User provisioning approval, access reviews, timely termination, privileged-access restriction, MFA,</w:t>
             </w:r>
             <w:r>
+              <w:rPr>
+                <w:rFonts w:ascii="Times New Roman" w:hAnsi="Times New Roman" w:eastAsia="Times New Roman" w:cs="Times New Roman"/>
+              </w:rPr>
               <w:t xml:space="preserve"> </w:t>
             </w:r>
             <w:r>
               <w:rPr>
+                <w:rFonts w:ascii="Times New Roman" w:hAnsi="Times New Roman" w:eastAsia="Times New Roman" w:cs="Times New Roman"/>
                 <w:bCs/>
                 <w:b/>
               </w:rPr>
@@ -414,6 +614,7 @@
             </w:pPr>
             <w:r>
               <w:rPr>
+                <w:rFonts w:ascii="Times New Roman" w:hAnsi="Times New Roman" w:eastAsia="Times New Roman" w:cs="Times New Roman"/>
                 <w:bCs/>
                 <w:b/>
               </w:rPr>
@@ -429,6 +630,9 @@
               <w:jc w:val="left"/>
             </w:pPr>
             <w:r>
+              <w:rPr>
+                <w:rFonts w:ascii="Times New Roman" w:hAnsi="Times New Roman" w:eastAsia="Times New Roman" w:cs="Times New Roman"/>
+              </w:rPr>
               <w:t xml:space="preserve">Changes to financial systems are authorized, tested, and approved before production</w:t>
             </w:r>
           </w:p>
@@ -441,6 +645,9 @@
               <w:jc w:val="left"/>
             </w:pPr>
             <w:r>
+              <w:rPr>
+                <w:rFonts w:ascii="Times New Roman" w:hAnsi="Times New Roman" w:eastAsia="Times New Roman" w:cs="Times New Roman"/>
+              </w:rPr>
               <w:t xml:space="preserve">Change approval, testing before deployment, developer ≠ deployer separation, emergency-change review</w:t>
             </w:r>
           </w:p>
@@ -456,6 +663,7 @@
             </w:pPr>
             <w:r>
               <w:rPr>
+                <w:rFonts w:ascii="Times New Roman" w:hAnsi="Times New Roman" w:eastAsia="Times New Roman" w:cs="Times New Roman"/>
                 <w:bCs/>
                 <w:b/>
               </w:rPr>
@@ -471,6 +679,9 @@
               <w:jc w:val="left"/>
             </w:pPr>
             <w:r>
+              <w:rPr>
+                <w:rFonts w:ascii="Times New Roman" w:hAnsi="Times New Roman" w:eastAsia="Times New Roman" w:cs="Times New Roman"/>
+              </w:rPr>
               <w:t xml:space="preserve">New financial systems are built and implemented with proper controls</w:t>
             </w:r>
           </w:p>
@@ -483,6 +694,9 @@
               <w:jc w:val="left"/>
             </w:pPr>
             <w:r>
+              <w:rPr>
+                <w:rFonts w:ascii="Times New Roman" w:hAnsi="Times New Roman" w:eastAsia="Times New Roman" w:cs="Times New Roman"/>
+              </w:rPr>
               <w:t xml:space="preserve">SDLC approvals, data-migration validation, user acceptance testing (UAT) sign-off</w:t>
             </w:r>
           </w:p>
@@ -498,6 +712,7 @@
             </w:pPr>
             <w:r>
               <w:rPr>
+                <w:rFonts w:ascii="Times New Roman" w:hAnsi="Times New Roman" w:eastAsia="Times New Roman" w:cs="Times New Roman"/>
                 <w:bCs/>
                 <w:b/>
               </w:rPr>
@@ -513,6 +728,9 @@
               <w:jc w:val="left"/>
             </w:pPr>
             <w:r>
+              <w:rPr>
+                <w:rFonts w:ascii="Times New Roman" w:hAnsi="Times New Roman" w:eastAsia="Times New Roman" w:cs="Times New Roman"/>
+              </w:rPr>
               <w:t xml:space="preserve">Systems run reliably and problems are resolved</w:t>
             </w:r>
           </w:p>
@@ -525,6 +743,9 @@
               <w:jc w:val="left"/>
             </w:pPr>
             <w:r>
+              <w:rPr>
+                <w:rFonts w:ascii="Times New Roman" w:hAnsi="Times New Roman" w:eastAsia="Times New Roman" w:cs="Times New Roman"/>
+              </w:rPr>
               <w:t xml:space="preserve">Job scheduling and monitoring, backup execution and restore testing, incident/problem management</w:t>
             </w:r>
           </w:p>
@@ -538,6 +759,9 @@
         <w:pStyle w:val="Heading2"/>
       </w:pPr>
       <w:r>
+        <w:rPr>
+          <w:rFonts w:ascii="Times New Roman" w:hAnsi="Times New Roman" w:eastAsia="Times New Roman" w:cs="Times New Roman"/>
+        </w:rPr>
         <w:t xml:space="preserve">3. Two concepts that make this a finance-crossover skill</w:t>
       </w:r>
     </w:p>
@@ -547,97 +771,162 @@
       </w:pPr>
       <w:r>
         <w:rPr>
+          <w:rFonts w:ascii="Times New Roman" w:hAnsi="Times New Roman" w:eastAsia="Times New Roman" w:cs="Times New Roman"/>
           <w:bCs/>
           <w:b/>
         </w:rPr>
         <w:t xml:space="preserve">Segregation of Duties (SoD).</w:t>
       </w:r>
       <w:r>
-        <w:t xml:space="preserve"> </w:t>
-      </w:r>
-      <w:r>
+        <w:rPr>
+          <w:rFonts w:ascii="Times New Roman" w:hAnsi="Times New Roman" w:eastAsia="Times New Roman" w:cs="Times New Roman"/>
+        </w:rPr>
+        <w:t xml:space="preserve"> </w:t>
+      </w:r>
+      <w:r>
+        <w:rPr>
+          <w:rFonts w:ascii="Times New Roman" w:hAnsi="Times New Roman" w:eastAsia="Times New Roman" w:cs="Times New Roman"/>
+        </w:rPr>
         <w:t xml:space="preserve">No single person should control all parts of a</w:t>
       </w:r>
       <w:r>
-        <w:t xml:space="preserve"> </w:t>
-      </w:r>
-      <w:r>
+        <w:rPr>
+          <w:rFonts w:ascii="Times New Roman" w:hAnsi="Times New Roman" w:eastAsia="Times New Roman" w:cs="Times New Roman"/>
+        </w:rPr>
+        <w:t xml:space="preserve"> </w:t>
+      </w:r>
+      <w:r>
+        <w:rPr>
+          <w:rFonts w:ascii="Times New Roman" w:hAnsi="Times New Roman" w:eastAsia="Times New Roman" w:cs="Times New Roman"/>
+        </w:rPr>
         <w:t xml:space="preserve">transaction — e.g., the same person shouldn’t be able to both</w:t>
       </w:r>
       <w:r>
-        <w:t xml:space="preserve"> </w:t>
-      </w:r>
-      <w:r>
-        <w:rPr>
+        <w:rPr>
+          <w:rFonts w:ascii="Times New Roman" w:hAnsi="Times New Roman" w:eastAsia="Times New Roman" w:cs="Times New Roman"/>
+        </w:rPr>
+        <w:t xml:space="preserve"> </w:t>
+      </w:r>
+      <w:r>
+        <w:rPr>
+          <w:rFonts w:ascii="Times New Roman" w:hAnsi="Times New Roman" w:eastAsia="Times New Roman" w:cs="Times New Roman"/>
           <w:iCs/>
           <w:i/>
         </w:rPr>
         <w:t xml:space="preserve">write</w:t>
       </w:r>
       <w:r>
-        <w:t xml:space="preserve"> </w:t>
-      </w:r>
-      <w:r>
+        <w:rPr>
+          <w:rFonts w:ascii="Times New Roman" w:hAnsi="Times New Roman" w:eastAsia="Times New Roman" w:cs="Times New Roman"/>
+        </w:rPr>
+        <w:t xml:space="preserve"> </w:t>
+      </w:r>
+      <w:r>
+        <w:rPr>
+          <w:rFonts w:ascii="Times New Roman" w:hAnsi="Times New Roman" w:eastAsia="Times New Roman" w:cs="Times New Roman"/>
+        </w:rPr>
         <w:t xml:space="preserve">code and</w:t>
       </w:r>
       <w:r>
-        <w:t xml:space="preserve"> </w:t>
-      </w:r>
-      <w:r>
-        <w:rPr>
+        <w:rPr>
+          <w:rFonts w:ascii="Times New Roman" w:hAnsi="Times New Roman" w:eastAsia="Times New Roman" w:cs="Times New Roman"/>
+        </w:rPr>
+        <w:t xml:space="preserve"> </w:t>
+      </w:r>
+      <w:r>
+        <w:rPr>
+          <w:rFonts w:ascii="Times New Roman" w:hAnsi="Times New Roman" w:eastAsia="Times New Roman" w:cs="Times New Roman"/>
           <w:iCs/>
           <w:i/>
         </w:rPr>
         <w:t xml:space="preserve">deploy</w:t>
       </w:r>
       <w:r>
-        <w:t xml:space="preserve"> </w:t>
-      </w:r>
-      <w:r>
+        <w:rPr>
+          <w:rFonts w:ascii="Times New Roman" w:hAnsi="Times New Roman" w:eastAsia="Times New Roman" w:cs="Times New Roman"/>
+        </w:rPr>
+        <w:t xml:space="preserve"> </w:t>
+      </w:r>
+      <w:r>
+        <w:rPr>
+          <w:rFonts w:ascii="Times New Roman" w:hAnsi="Times New Roman" w:eastAsia="Times New Roman" w:cs="Times New Roman"/>
+        </w:rPr>
         <w:t xml:space="preserve">it to production unreviewed, or both</w:t>
       </w:r>
       <w:r>
-        <w:t xml:space="preserve"> </w:t>
-      </w:r>
-      <w:r>
-        <w:rPr>
+        <w:rPr>
+          <w:rFonts w:ascii="Times New Roman" w:hAnsi="Times New Roman" w:eastAsia="Times New Roman" w:cs="Times New Roman"/>
+        </w:rPr>
+        <w:t xml:space="preserve"> </w:t>
+      </w:r>
+      <w:r>
+        <w:rPr>
+          <w:rFonts w:ascii="Times New Roman" w:hAnsi="Times New Roman" w:eastAsia="Times New Roman" w:cs="Times New Roman"/>
           <w:iCs/>
           <w:i/>
         </w:rPr>
         <w:t xml:space="preserve">create</w:t>
       </w:r>
       <w:r>
-        <w:t xml:space="preserve"> </w:t>
-      </w:r>
-      <w:r>
+        <w:rPr>
+          <w:rFonts w:ascii="Times New Roman" w:hAnsi="Times New Roman" w:eastAsia="Times New Roman" w:cs="Times New Roman"/>
+        </w:rPr>
+        <w:t xml:space="preserve"> </w:t>
+      </w:r>
+      <w:r>
+        <w:rPr>
+          <w:rFonts w:ascii="Times New Roman" w:hAnsi="Times New Roman" w:eastAsia="Times New Roman" w:cs="Times New Roman"/>
+        </w:rPr>
         <w:t xml:space="preserve">a vendor and</w:t>
       </w:r>
       <w:r>
-        <w:t xml:space="preserve"> </w:t>
-      </w:r>
-      <w:r>
-        <w:rPr>
+        <w:rPr>
+          <w:rFonts w:ascii="Times New Roman" w:hAnsi="Times New Roman" w:eastAsia="Times New Roman" w:cs="Times New Roman"/>
+        </w:rPr>
+        <w:t xml:space="preserve"> </w:t>
+      </w:r>
+      <w:r>
+        <w:rPr>
+          <w:rFonts w:ascii="Times New Roman" w:hAnsi="Times New Roman" w:eastAsia="Times New Roman" w:cs="Times New Roman"/>
           <w:iCs/>
           <w:i/>
         </w:rPr>
         <w:t xml:space="preserve">approve</w:t>
       </w:r>
       <w:r>
-        <w:t xml:space="preserve"> </w:t>
-      </w:r>
-      <w:r>
+        <w:rPr>
+          <w:rFonts w:ascii="Times New Roman" w:hAnsi="Times New Roman" w:eastAsia="Times New Roman" w:cs="Times New Roman"/>
+        </w:rPr>
+        <w:t xml:space="preserve"> </w:t>
+      </w:r>
+      <w:r>
+        <w:rPr>
+          <w:rFonts w:ascii="Times New Roman" w:hAnsi="Times New Roman" w:eastAsia="Times New Roman" w:cs="Times New Roman"/>
+        </w:rPr>
         <w:t xml:space="preserve">a</w:t>
       </w:r>
       <w:r>
-        <w:t xml:space="preserve"> </w:t>
-      </w:r>
-      <w:r>
+        <w:rPr>
+          <w:rFonts w:ascii="Times New Roman" w:hAnsi="Times New Roman" w:eastAsia="Times New Roman" w:cs="Times New Roman"/>
+        </w:rPr>
+        <w:t xml:space="preserve"> </w:t>
+      </w:r>
+      <w:r>
+        <w:rPr>
+          <w:rFonts w:ascii="Times New Roman" w:hAnsi="Times New Roman" w:eastAsia="Times New Roman" w:cs="Times New Roman"/>
+        </w:rPr>
         <w:t xml:space="preserve">payment to it. SoD failures are a classic path to fraud and a frequent source of SOX</w:t>
       </w:r>
       <w:r>
-        <w:t xml:space="preserve"> </w:t>
-      </w:r>
-      <w:r>
+        <w:rPr>
+          <w:rFonts w:ascii="Times New Roman" w:hAnsi="Times New Roman" w:eastAsia="Times New Roman" w:cs="Times New Roman"/>
+        </w:rPr>
+        <w:t xml:space="preserve"> </w:t>
+      </w:r>
+      <w:r>
+        <w:rPr>
+          <w:rFonts w:ascii="Times New Roman" w:hAnsi="Times New Roman" w:eastAsia="Times New Roman" w:cs="Times New Roman"/>
+        </w:rPr>
         <w:t xml:space="preserve">findings. (NorthStar’s finding CM-03 is an SoD gap.)</w:t>
       </w:r>
     </w:p>
@@ -647,34 +936,54 @@
       </w:pPr>
       <w:r>
         <w:rPr>
+          <w:rFonts w:ascii="Times New Roman" w:hAnsi="Times New Roman" w:eastAsia="Times New Roman" w:cs="Times New Roman"/>
           <w:bCs/>
           <w:b/>
         </w:rPr>
         <w:t xml:space="preserve">Deficiency severity.</w:t>
       </w:r>
       <w:r>
-        <w:t xml:space="preserve"> </w:t>
-      </w:r>
-      <w:r>
+        <w:rPr>
+          <w:rFonts w:ascii="Times New Roman" w:hAnsi="Times New Roman" w:eastAsia="Times New Roman" w:cs="Times New Roman"/>
+        </w:rPr>
+        <w:t xml:space="preserve"> </w:t>
+      </w:r>
+      <w:r>
+        <w:rPr>
+          <w:rFonts w:ascii="Times New Roman" w:hAnsi="Times New Roman" w:eastAsia="Times New Roman" w:cs="Times New Roman"/>
+        </w:rPr>
         <w:t xml:space="preserve">Not every failed control is equal. SOX classifies them by</w:t>
       </w:r>
       <w:r>
-        <w:t xml:space="preserve"> </w:t>
-      </w:r>
-      <w:r>
+        <w:rPr>
+          <w:rFonts w:ascii="Times New Roman" w:hAnsi="Times New Roman" w:eastAsia="Times New Roman" w:cs="Times New Roman"/>
+        </w:rPr>
+        <w:t xml:space="preserve"> </w:t>
+      </w:r>
+      <w:r>
+        <w:rPr>
+          <w:rFonts w:ascii="Times New Roman" w:hAnsi="Times New Roman" w:eastAsia="Times New Roman" w:cs="Times New Roman"/>
+        </w:rPr>
         <w:t xml:space="preserve">the likelihood and magnitude of a resulting</w:t>
       </w:r>
       <w:r>
-        <w:t xml:space="preserve"> </w:t>
-      </w:r>
-      <w:r>
-        <w:rPr>
+        <w:rPr>
+          <w:rFonts w:ascii="Times New Roman" w:hAnsi="Times New Roman" w:eastAsia="Times New Roman" w:cs="Times New Roman"/>
+        </w:rPr>
+        <w:t xml:space="preserve"> </w:t>
+      </w:r>
+      <w:r>
+        <w:rPr>
+          <w:rFonts w:ascii="Times New Roman" w:hAnsi="Times New Roman" w:eastAsia="Times New Roman" w:cs="Times New Roman"/>
           <w:bCs/>
           <w:b/>
         </w:rPr>
         <w:t xml:space="preserve">financial misstatement</w:t>
       </w:r>
       <w:r>
+        <w:rPr>
+          <w:rFonts w:ascii="Times New Roman" w:hAnsi="Times New Roman" w:eastAsia="Times New Roman" w:cs="Times New Roman"/>
+        </w:rPr>
         <w:t xml:space="preserve">:</w:t>
       </w:r>
     </w:p>
@@ -701,6 +1010,9 @@
               <w:jc w:val="left"/>
             </w:pPr>
             <w:r>
+              <w:rPr>
+                <w:rFonts w:ascii="Times New Roman" w:hAnsi="Times New Roman" w:eastAsia="Times New Roman" w:cs="Times New Roman"/>
+              </w:rPr>
               <w:t xml:space="preserve">Classification</w:t>
             </w:r>
           </w:p>
@@ -713,6 +1025,9 @@
               <w:jc w:val="left"/>
             </w:pPr>
             <w:r>
+              <w:rPr>
+                <w:rFonts w:ascii="Times New Roman" w:hAnsi="Times New Roman" w:eastAsia="Times New Roman" w:cs="Times New Roman"/>
+              </w:rPr>
               <w:t xml:space="preserve">Meaning</w:t>
             </w:r>
           </w:p>
@@ -728,6 +1043,7 @@
             </w:pPr>
             <w:r>
               <w:rPr>
+                <w:rFonts w:ascii="Times New Roman" w:hAnsi="Times New Roman" w:eastAsia="Times New Roman" w:cs="Times New Roman"/>
                 <w:bCs/>
                 <w:b/>
               </w:rPr>
@@ -743,6 +1059,9 @@
               <w:jc w:val="left"/>
             </w:pPr>
             <w:r>
+              <w:rPr>
+                <w:rFonts w:ascii="Times New Roman" w:hAnsi="Times New Roman" w:eastAsia="Times New Roman" w:cs="Times New Roman"/>
+              </w:rPr>
               <w:t xml:space="preserve">A control doesn’t operate effectively, but the impact is limited.</w:t>
             </w:r>
           </w:p>
@@ -758,6 +1077,7 @@
             </w:pPr>
             <w:r>
               <w:rPr>
+                <w:rFonts w:ascii="Times New Roman" w:hAnsi="Times New Roman" w:eastAsia="Times New Roman" w:cs="Times New Roman"/>
                 <w:bCs/>
                 <w:b/>
               </w:rPr>
@@ -773,6 +1093,9 @@
               <w:jc w:val="left"/>
             </w:pPr>
             <w:r>
+              <w:rPr>
+                <w:rFonts w:ascii="Times New Roman" w:hAnsi="Times New Roman" w:eastAsia="Times New Roman" w:cs="Times New Roman"/>
+              </w:rPr>
               <w:t xml:space="preserve">Important enough to merit attention by those charged with governance (audit committee).</w:t>
             </w:r>
           </w:p>
@@ -788,6 +1111,7 @@
             </w:pPr>
             <w:r>
               <w:rPr>
+                <w:rFonts w:ascii="Times New Roman" w:hAnsi="Times New Roman" w:eastAsia="Times New Roman" w:cs="Times New Roman"/>
                 <w:bCs/>
                 <w:b/>
               </w:rPr>
@@ -803,22 +1127,35 @@
               <w:jc w:val="left"/>
             </w:pPr>
             <w:r>
+              <w:rPr>
+                <w:rFonts w:ascii="Times New Roman" w:hAnsi="Times New Roman" w:eastAsia="Times New Roman" w:cs="Times New Roman"/>
+              </w:rPr>
               <w:t xml:space="preserve">A reasonable possibility that a</w:t>
             </w:r>
             <w:r>
+              <w:rPr>
+                <w:rFonts w:ascii="Times New Roman" w:hAnsi="Times New Roman" w:eastAsia="Times New Roman" w:cs="Times New Roman"/>
+              </w:rPr>
               <w:t xml:space="preserve"> </w:t>
             </w:r>
             <w:r>
               <w:rPr>
+                <w:rFonts w:ascii="Times New Roman" w:hAnsi="Times New Roman" w:eastAsia="Times New Roman" w:cs="Times New Roman"/>
                 <w:bCs/>
                 <w:b/>
               </w:rPr>
               <w:t xml:space="preserve">material misstatement</w:t>
             </w:r>
             <w:r>
+              <w:rPr>
+                <w:rFonts w:ascii="Times New Roman" w:hAnsi="Times New Roman" w:eastAsia="Times New Roman" w:cs="Times New Roman"/>
+              </w:rPr>
               <w:t xml:space="preserve"> </w:t>
             </w:r>
             <w:r>
+              <w:rPr>
+                <w:rFonts w:ascii="Times New Roman" w:hAnsi="Times New Roman" w:eastAsia="Times New Roman" w:cs="Times New Roman"/>
+              </w:rPr>
               <w:t xml:space="preserve">of the financial statements would not be prevented or detected in time. The most severe — must be disclosed.</w:t>
             </w:r>
           </w:p>
@@ -830,28 +1167,47 @@
         <w:pStyle w:val="BodyText"/>
       </w:pPr>
       <w:r>
+        <w:rPr>
+          <w:rFonts w:ascii="Times New Roman" w:hAnsi="Times New Roman" w:eastAsia="Times New Roman" w:cs="Times New Roman"/>
+        </w:rPr>
         <w:t xml:space="preserve">This severity language (straight from PCAOB Auditing Standard 2201) is what separates</w:t>
       </w:r>
       <w:r>
-        <w:t xml:space="preserve"> </w:t>
-      </w:r>
-      <w:r>
+        <w:rPr>
+          <w:rFonts w:ascii="Times New Roman" w:hAnsi="Times New Roman" w:eastAsia="Times New Roman" w:cs="Times New Roman"/>
+        </w:rPr>
+        <w:t xml:space="preserve"> </w:t>
+      </w:r>
+      <w:r>
+        <w:rPr>
+          <w:rFonts w:ascii="Times New Roman" w:hAnsi="Times New Roman" w:eastAsia="Times New Roman" w:cs="Times New Roman"/>
+        </w:rPr>
         <w:t xml:space="preserve">an IT auditor who understands</w:t>
       </w:r>
       <w:r>
-        <w:t xml:space="preserve"> </w:t>
-      </w:r>
-      <w:r>
-        <w:rPr>
+        <w:rPr>
+          <w:rFonts w:ascii="Times New Roman" w:hAnsi="Times New Roman" w:eastAsia="Times New Roman" w:cs="Times New Roman"/>
+        </w:rPr>
+        <w:t xml:space="preserve"> </w:t>
+      </w:r>
+      <w:r>
+        <w:rPr>
+          <w:rFonts w:ascii="Times New Roman" w:hAnsi="Times New Roman" w:eastAsia="Times New Roman" w:cs="Times New Roman"/>
           <w:iCs/>
           <w:i/>
         </w:rPr>
         <w:t xml:space="preserve">why</w:t>
       </w:r>
       <w:r>
-        <w:t xml:space="preserve"> </w:t>
-      </w:r>
-      <w:r>
+        <w:rPr>
+          <w:rFonts w:ascii="Times New Roman" w:hAnsi="Times New Roman" w:eastAsia="Times New Roman" w:cs="Times New Roman"/>
+        </w:rPr>
+        <w:t xml:space="preserve"> </w:t>
+      </w:r>
+      <w:r>
+        <w:rPr>
+          <w:rFonts w:ascii="Times New Roman" w:hAnsi="Times New Roman" w:eastAsia="Times New Roman" w:cs="Times New Roman"/>
+        </w:rPr>
         <w:t xml:space="preserve">a control matters from one who just checks boxes.</w:t>
       </w:r>
     </w:p>
@@ -862,6 +1218,9 @@
         <w:pStyle w:val="Heading2"/>
       </w:pPr>
       <w:r>
+        <w:rPr>
+          <w:rFonts w:ascii="Times New Roman" w:hAnsi="Times New Roman" w:eastAsia="Times New Roman" w:cs="Times New Roman"/>
+        </w:rPr>
         <w:t xml:space="preserve">4. How this project is structured</w:t>
       </w:r>
     </w:p>
@@ -875,36 +1234,59 @@
       </w:pPr>
       <w:r>
         <w:rPr>
+          <w:rFonts w:ascii="Times New Roman" w:hAnsi="Times New Roman" w:eastAsia="Times New Roman" w:cs="Times New Roman"/>
           <w:bCs/>
           <w:b/>
         </w:rPr>
         <w:t xml:space="preserve">Control matrix</w:t>
       </w:r>
       <w:r>
-        <w:t xml:space="preserve"> </w:t>
-      </w:r>
-      <w:r>
+        <w:rPr>
+          <w:rFonts w:ascii="Times New Roman" w:hAnsi="Times New Roman" w:eastAsia="Times New Roman" w:cs="Times New Roman"/>
+        </w:rPr>
+        <w:t xml:space="preserve"> </w:t>
+      </w:r>
+      <w:r>
+        <w:rPr>
+          <w:rFonts w:ascii="Times New Roman" w:hAnsi="Times New Roman" w:eastAsia="Times New Roman" w:cs="Times New Roman"/>
+        </w:rPr>
         <w:t xml:space="preserve">(</w:t>
       </w:r>
       <w:r>
         <w:rPr>
+          <w:rFonts w:ascii="Times New Roman" w:hAnsi="Times New Roman" w:eastAsia="Times New Roman" w:cs="Times New Roman"/>
           <w:rStyle w:val="VerbatimChar"/>
         </w:rPr>
         <w:t xml:space="preserve">data/itgc-controls.csv</w:t>
       </w:r>
       <w:r>
+        <w:rPr>
+          <w:rFonts w:ascii="Times New Roman" w:hAnsi="Times New Roman" w:eastAsia="Times New Roman" w:cs="Times New Roman"/>
+        </w:rPr>
         <w:t xml:space="preserve">) — 16 ITGC controls across the four</w:t>
       </w:r>
       <w:r>
-        <w:t xml:space="preserve"> </w:t>
-      </w:r>
-      <w:r>
+        <w:rPr>
+          <w:rFonts w:ascii="Times New Roman" w:hAnsi="Times New Roman" w:eastAsia="Times New Roman" w:cs="Times New Roman"/>
+        </w:rPr>
+        <w:t xml:space="preserve"> </w:t>
+      </w:r>
+      <w:r>
+        <w:rPr>
+          <w:rFonts w:ascii="Times New Roman" w:hAnsi="Times New Roman" w:eastAsia="Times New Roman" w:cs="Times New Roman"/>
+        </w:rPr>
         <w:t xml:space="preserve">domains, each with a control objective, activity, owner, test procedure, test</w:t>
       </w:r>
       <w:r>
-        <w:t xml:space="preserve"> </w:t>
-      </w:r>
-      <w:r>
+        <w:rPr>
+          <w:rFonts w:ascii="Times New Roman" w:hAnsi="Times New Roman" w:eastAsia="Times New Roman" w:cs="Times New Roman"/>
+        </w:rPr>
+        <w:t xml:space="preserve"> </w:t>
+      </w:r>
+      <w:r>
+        <w:rPr>
+          <w:rFonts w:ascii="Times New Roman" w:hAnsi="Times New Roman" w:eastAsia="Times New Roman" w:cs="Times New Roman"/>
+        </w:rPr>
         <w:t xml:space="preserve">result, and deficiency severity.</w:t>
       </w:r>
     </w:p>
@@ -918,36 +1300,59 @@
       </w:pPr>
       <w:r>
         <w:rPr>
+          <w:rFonts w:ascii="Times New Roman" w:hAnsi="Times New Roman" w:eastAsia="Times New Roman" w:cs="Times New Roman"/>
           <w:bCs/>
           <w:b/>
         </w:rPr>
         <w:t xml:space="preserve">Assessment script</w:t>
       </w:r>
       <w:r>
-        <w:t xml:space="preserve"> </w:t>
-      </w:r>
-      <w:r>
+        <w:rPr>
+          <w:rFonts w:ascii="Times New Roman" w:hAnsi="Times New Roman" w:eastAsia="Times New Roman" w:cs="Times New Roman"/>
+        </w:rPr>
+        <w:t xml:space="preserve"> </w:t>
+      </w:r>
+      <w:r>
+        <w:rPr>
+          <w:rFonts w:ascii="Times New Roman" w:hAnsi="Times New Roman" w:eastAsia="Times New Roman" w:cs="Times New Roman"/>
+        </w:rPr>
         <w:t xml:space="preserve">(</w:t>
       </w:r>
       <w:r>
         <w:rPr>
+          <w:rFonts w:ascii="Times New Roman" w:hAnsi="Times New Roman" w:eastAsia="Times New Roman" w:cs="Times New Roman"/>
           <w:rStyle w:val="VerbatimChar"/>
         </w:rPr>
         <w:t xml:space="preserve">scripts/itgc_assessment.py</w:t>
       </w:r>
       <w:r>
+        <w:rPr>
+          <w:rFonts w:ascii="Times New Roman" w:hAnsi="Times New Roman" w:eastAsia="Times New Roman" w:cs="Times New Roman"/>
+        </w:rPr>
         <w:t xml:space="preserve">) — summarizes test results,</w:t>
       </w:r>
       <w:r>
-        <w:t xml:space="preserve"> </w:t>
-      </w:r>
-      <w:r>
+        <w:rPr>
+          <w:rFonts w:ascii="Times New Roman" w:hAnsi="Times New Roman" w:eastAsia="Times New Roman" w:cs="Times New Roman"/>
+        </w:rPr>
+        <w:t xml:space="preserve"> </w:t>
+      </w:r>
+      <w:r>
+        <w:rPr>
+          <w:rFonts w:ascii="Times New Roman" w:hAnsi="Times New Roman" w:eastAsia="Times New Roman" w:cs="Times New Roman"/>
+        </w:rPr>
         <w:t xml:space="preserve">counts deficiencies by severity, computes a control-effectiveness rate, and</w:t>
       </w:r>
       <w:r>
-        <w:t xml:space="preserve"> </w:t>
-      </w:r>
-      <w:r>
+        <w:rPr>
+          <w:rFonts w:ascii="Times New Roman" w:hAnsi="Times New Roman" w:eastAsia="Times New Roman" w:cs="Times New Roman"/>
+        </w:rPr>
+        <w:t xml:space="preserve"> </w:t>
+      </w:r>
+      <w:r>
+        <w:rPr>
+          <w:rFonts w:ascii="Times New Roman" w:hAnsi="Times New Roman" w:eastAsia="Times New Roman" w:cs="Times New Roman"/>
+        </w:rPr>
         <w:t xml:space="preserve">renders a status chart.</w:t>
       </w:r>
     </w:p>
@@ -961,35 +1366,55 @@
       </w:pPr>
       <w:r>
         <w:rPr>
+          <w:rFonts w:ascii="Times New Roman" w:hAnsi="Times New Roman" w:eastAsia="Times New Roman" w:cs="Times New Roman"/>
           <w:bCs/>
           <w:b/>
         </w:rPr>
         <w:t xml:space="preserve">Findings report</w:t>
       </w:r>
       <w:r>
-        <w:t xml:space="preserve"> </w:t>
-      </w:r>
-      <w:r>
+        <w:rPr>
+          <w:rFonts w:ascii="Times New Roman" w:hAnsi="Times New Roman" w:eastAsia="Times New Roman" w:cs="Times New Roman"/>
+        </w:rPr>
+        <w:t xml:space="preserve"> </w:t>
+      </w:r>
+      <w:r>
+        <w:rPr>
+          <w:rFonts w:ascii="Times New Roman" w:hAnsi="Times New Roman" w:eastAsia="Times New Roman" w:cs="Times New Roman"/>
+        </w:rPr>
         <w:t xml:space="preserve">(</w:t>
       </w:r>
       <w:r>
         <w:rPr>
+          <w:rFonts w:ascii="Times New Roman" w:hAnsi="Times New Roman" w:eastAsia="Times New Roman" w:cs="Times New Roman"/>
           <w:rStyle w:val="VerbatimChar"/>
         </w:rPr>
         <w:t xml:space="preserve">docs/03-findings-report.md</w:t>
       </w:r>
       <w:r>
+        <w:rPr>
+          <w:rFonts w:ascii="Times New Roman" w:hAnsi="Times New Roman" w:eastAsia="Times New Roman" w:cs="Times New Roman"/>
+        </w:rPr>
         <w:t xml:space="preserve">) — the deficiencies, their</w:t>
       </w:r>
       <w:r>
-        <w:t xml:space="preserve"> </w:t>
-      </w:r>
-      <w:r>
+        <w:rPr>
+          <w:rFonts w:ascii="Times New Roman" w:hAnsi="Times New Roman" w:eastAsia="Times New Roman" w:cs="Times New Roman"/>
+        </w:rPr>
+        <w:t xml:space="preserve"> </w:t>
+      </w:r>
+      <w:r>
+        <w:rPr>
+          <w:rFonts w:ascii="Times New Roman" w:hAnsi="Times New Roman" w:eastAsia="Times New Roman" w:cs="Times New Roman"/>
+        </w:rPr>
         <w:t xml:space="preserve">severity, root cause, and remediation, written as an audit deliverable.</w:t>
       </w:r>
     </w:p>
     <w:p>
       <w:r>
+        <w:rPr>
+          <w:rFonts w:ascii="Times New Roman" w:hAnsi="Times New Roman" w:eastAsia="Times New Roman" w:cs="Times New Roman"/>
+        </w:rPr>
         <w:pict>
           <v:rect style="width:0;height:1.5pt" o:hralign="center" o:hrstd="t" o:hr="t"/>
         </w:pict>
@@ -1003,6 +1428,9 @@
         <w:pStyle w:val="Heading1"/>
       </w:pPr>
       <w:r>
+        <w:rPr>
+          <w:rFonts w:ascii="Times New Roman" w:hAnsi="Times New Roman" w:eastAsia="Times New Roman" w:cs="Times New Roman"/>
+        </w:rPr>
         <w:t xml:space="preserve">SOX ITGC Assessment — Findings Report</w:t>
       </w:r>
     </w:p>
@@ -1012,6 +1440,9 @@
         <w:pStyle w:val="Heading3"/>
       </w:pPr>
       <w:r>
+        <w:rPr>
+          <w:rFonts w:ascii="Times New Roman" w:hAnsi="Times New Roman" w:eastAsia="Times New Roman" w:cs="Times New Roman"/>
+        </w:rPr>
         <w:t xml:space="preserve">NorthStar Lending, Inc. — IPO Readiness</w:t>
       </w:r>
     </w:p>
@@ -1021,21 +1452,34 @@
       </w:pPr>
       <w:r>
         <w:rPr>
+          <w:rFonts w:ascii="Times New Roman" w:hAnsi="Times New Roman" w:eastAsia="Times New Roman" w:cs="Times New Roman"/>
           <w:bCs/>
           <w:b/>
         </w:rPr>
         <w:t xml:space="preserve">Portfolio note:</w:t>
       </w:r>
       <w:r>
-        <w:t xml:space="preserve"> </w:t>
-      </w:r>
-      <w:r>
+        <w:rPr>
+          <w:rFonts w:ascii="Times New Roman" w:hAnsi="Times New Roman" w:eastAsia="Times New Roman" w:cs="Times New Roman"/>
+        </w:rPr>
+        <w:t xml:space="preserve"> </w:t>
+      </w:r>
+      <w:r>
+        <w:rPr>
+          <w:rFonts w:ascii="Times New Roman" w:hAnsi="Times New Roman" w:eastAsia="Times New Roman" w:cs="Times New Roman"/>
+        </w:rPr>
         <w:t xml:space="preserve">Fictional company and data; a lab exercise demonstrating a SOX</w:t>
       </w:r>
       <w:r>
-        <w:t xml:space="preserve"> </w:t>
-      </w:r>
-      <w:r>
+        <w:rPr>
+          <w:rFonts w:ascii="Times New Roman" w:hAnsi="Times New Roman" w:eastAsia="Times New Roman" w:cs="Times New Roman"/>
+        </w:rPr>
+        <w:t xml:space="preserve"> </w:t>
+      </w:r>
+      <w:r>
+        <w:rPr>
+          <w:rFonts w:ascii="Times New Roman" w:hAnsi="Times New Roman" w:eastAsia="Times New Roman" w:cs="Times New Roman"/>
+        </w:rPr>
         <w:t xml:space="preserve">ITGC assessment deliverable.</w:t>
       </w:r>
     </w:p>
@@ -1045,68 +1489,108 @@
       </w:pPr>
       <w:r>
         <w:rPr>
+          <w:rFonts w:ascii="Times New Roman" w:hAnsi="Times New Roman" w:eastAsia="Times New Roman" w:cs="Times New Roman"/>
           <w:bCs/>
           <w:b/>
         </w:rPr>
         <w:t xml:space="preserve">Prepared by:</w:t>
       </w:r>
       <w:r>
-        <w:t xml:space="preserve"> </w:t>
-      </w:r>
-      <w:r>
+        <w:rPr>
+          <w:rFonts w:ascii="Times New Roman" w:hAnsi="Times New Roman" w:eastAsia="Times New Roman" w:cs="Times New Roman"/>
+        </w:rPr>
+        <w:t xml:space="preserve"> </w:t>
+      </w:r>
+      <w:r>
+        <w:rPr>
+          <w:rFonts w:ascii="Times New Roman" w:hAnsi="Times New Roman" w:eastAsia="Times New Roman" w:cs="Times New Roman"/>
+        </w:rPr>
         <w:t xml:space="preserve">Salim Mbaye</w:t>
       </w:r>
       <w:r>
-        <w:t xml:space="preserve"> </w:t>
-      </w:r>
-      <w:r>
-        <w:rPr>
+        <w:rPr>
+          <w:rFonts w:ascii="Times New Roman" w:hAnsi="Times New Roman" w:eastAsia="Times New Roman" w:cs="Times New Roman"/>
+        </w:rPr>
+        <w:t xml:space="preserve"> </w:t>
+      </w:r>
+      <w:r>
+        <w:rPr>
+          <w:rFonts w:ascii="Times New Roman" w:hAnsi="Times New Roman" w:eastAsia="Times New Roman" w:cs="Times New Roman"/>
           <w:bCs/>
           <w:b/>
         </w:rPr>
         <w:t xml:space="preserve">Scope:</w:t>
       </w:r>
       <w:r>
-        <w:t xml:space="preserve"> </w:t>
-      </w:r>
-      <w:r>
+        <w:rPr>
+          <w:rFonts w:ascii="Times New Roman" w:hAnsi="Times New Roman" w:eastAsia="Times New Roman" w:cs="Times New Roman"/>
+        </w:rPr>
+        <w:t xml:space="preserve"> </w:t>
+      </w:r>
+      <w:r>
+        <w:rPr>
+          <w:rFonts w:ascii="Times New Roman" w:hAnsi="Times New Roman" w:eastAsia="Times New Roman" w:cs="Times New Roman"/>
+        </w:rPr>
         <w:t xml:space="preserve">IT General Controls supporting financial reporting (4 domains, 16 controls)</w:t>
       </w:r>
       <w:r>
-        <w:t xml:space="preserve"> </w:t>
-      </w:r>
-      <w:r>
-        <w:rPr>
+        <w:rPr>
+          <w:rFonts w:ascii="Times New Roman" w:hAnsi="Times New Roman" w:eastAsia="Times New Roman" w:cs="Times New Roman"/>
+        </w:rPr>
+        <w:t xml:space="preserve"> </w:t>
+      </w:r>
+      <w:r>
+        <w:rPr>
+          <w:rFonts w:ascii="Times New Roman" w:hAnsi="Times New Roman" w:eastAsia="Times New Roman" w:cs="Times New Roman"/>
           <w:bCs/>
           <w:b/>
         </w:rPr>
         <w:t xml:space="preserve">Standard:</w:t>
       </w:r>
       <w:r>
-        <w:t xml:space="preserve"> </w:t>
-      </w:r>
-      <w:r>
+        <w:rPr>
+          <w:rFonts w:ascii="Times New Roman" w:hAnsi="Times New Roman" w:eastAsia="Times New Roman" w:cs="Times New Roman"/>
+        </w:rPr>
+        <w:t xml:space="preserve"> </w:t>
+      </w:r>
+      <w:r>
+        <w:rPr>
+          <w:rFonts w:ascii="Times New Roman" w:hAnsi="Times New Roman" w:eastAsia="Times New Roman" w:cs="Times New Roman"/>
+        </w:rPr>
         <w:t xml:space="preserve">PCAOB AS 2201; SOX Section 404 (ICFR)</w:t>
       </w:r>
       <w:r>
-        <w:t xml:space="preserve"> </w:t>
-      </w:r>
-      <w:r>
-        <w:rPr>
+        <w:rPr>
+          <w:rFonts w:ascii="Times New Roman" w:hAnsi="Times New Roman" w:eastAsia="Times New Roman" w:cs="Times New Roman"/>
+        </w:rPr>
+        <w:t xml:space="preserve"> </w:t>
+      </w:r>
+      <w:r>
+        <w:rPr>
+          <w:rFonts w:ascii="Times New Roman" w:hAnsi="Times New Roman" w:eastAsia="Times New Roman" w:cs="Times New Roman"/>
           <w:bCs/>
           <w:b/>
         </w:rPr>
         <w:t xml:space="preserve">Date:</w:t>
       </w:r>
       <w:r>
-        <w:t xml:space="preserve"> </w:t>
-      </w:r>
-      <w:r>
+        <w:rPr>
+          <w:rFonts w:ascii="Times New Roman" w:hAnsi="Times New Roman" w:eastAsia="Times New Roman" w:cs="Times New Roman"/>
+        </w:rPr>
+        <w:t xml:space="preserve"> </w:t>
+      </w:r>
+      <w:r>
+        <w:rPr>
+          <w:rFonts w:ascii="Times New Roman" w:hAnsi="Times New Roman" w:eastAsia="Times New Roman" w:cs="Times New Roman"/>
+        </w:rPr>
         <w:t xml:space="preserve">October 2026</w:t>
       </w:r>
     </w:p>
     <w:p>
       <w:r>
+        <w:rPr>
+          <w:rFonts w:ascii="Times New Roman" w:hAnsi="Times New Roman" w:eastAsia="Times New Roman" w:cs="Times New Roman"/>
+        </w:rPr>
         <w:pict>
           <v:rect style="width:0;height:1.5pt" o:hralign="center" o:hrstd="t" o:hr="t"/>
         </w:pict>
@@ -1119,6 +1603,9 @@
         <w:pStyle w:val="Heading2"/>
       </w:pPr>
       <w:r>
+        <w:rPr>
+          <w:rFonts w:ascii="Times New Roman" w:hAnsi="Times New Roman" w:eastAsia="Times New Roman" w:cs="Times New Roman"/>
+        </w:rPr>
         <w:t xml:space="preserve">1. Executive summary</w:t>
       </w:r>
     </w:p>
@@ -1127,44 +1614,73 @@
         <w:pStyle w:val="FirstParagraph"/>
       </w:pPr>
       <w:r>
+        <w:rPr>
+          <w:rFonts w:ascii="Times New Roman" w:hAnsi="Times New Roman" w:eastAsia="Times New Roman" w:cs="Times New Roman"/>
+        </w:rPr>
         <w:t xml:space="preserve">NorthStar Lending’s IT General Controls were assessed across the four ITGC domains as</w:t>
       </w:r>
       <w:r>
-        <w:t xml:space="preserve"> </w:t>
-      </w:r>
-      <w:r>
+        <w:rPr>
+          <w:rFonts w:ascii="Times New Roman" w:hAnsi="Times New Roman" w:eastAsia="Times New Roman" w:cs="Times New Roman"/>
+        </w:rPr>
+        <w:t xml:space="preserve"> </w:t>
+      </w:r>
+      <w:r>
+        <w:rPr>
+          <w:rFonts w:ascii="Times New Roman" w:hAnsi="Times New Roman" w:eastAsia="Times New Roman" w:cs="Times New Roman"/>
+        </w:rPr>
         <w:t xml:space="preserve">part of IPO readiness. Of</w:t>
       </w:r>
       <w:r>
-        <w:t xml:space="preserve"> </w:t>
-      </w:r>
-      <w:r>
-        <w:rPr>
+        <w:rPr>
+          <w:rFonts w:ascii="Times New Roman" w:hAnsi="Times New Roman" w:eastAsia="Times New Roman" w:cs="Times New Roman"/>
+        </w:rPr>
+        <w:t xml:space="preserve"> </w:t>
+      </w:r>
+      <w:r>
+        <w:rPr>
+          <w:rFonts w:ascii="Times New Roman" w:hAnsi="Times New Roman" w:eastAsia="Times New Roman" w:cs="Times New Roman"/>
           <w:bCs/>
           <w:b/>
         </w:rPr>
         <w:t xml:space="preserve">16 controls tested, 11 (69%) operated effectively</w:t>
       </w:r>
       <w:r>
+        <w:rPr>
+          <w:rFonts w:ascii="Times New Roman" w:hAnsi="Times New Roman" w:eastAsia="Times New Roman" w:cs="Times New Roman"/>
+        </w:rPr>
         <w:t xml:space="preserve">. Five</w:t>
       </w:r>
       <w:r>
-        <w:t xml:space="preserve"> </w:t>
-      </w:r>
-      <w:r>
+        <w:rPr>
+          <w:rFonts w:ascii="Times New Roman" w:hAnsi="Times New Roman" w:eastAsia="Times New Roman" w:cs="Times New Roman"/>
+        </w:rPr>
+        <w:t xml:space="preserve"> </w:t>
+      </w:r>
+      <w:r>
+        <w:rPr>
+          <w:rFonts w:ascii="Times New Roman" w:hAnsi="Times New Roman" w:eastAsia="Times New Roman" w:cs="Times New Roman"/>
+        </w:rPr>
         <w:t xml:space="preserve">deficiencies were identified, including</w:t>
       </w:r>
       <w:r>
-        <w:t xml:space="preserve"> </w:t>
-      </w:r>
-      <w:r>
-        <w:rPr>
+        <w:rPr>
+          <w:rFonts w:ascii="Times New Roman" w:hAnsi="Times New Roman" w:eastAsia="Times New Roman" w:cs="Times New Roman"/>
+        </w:rPr>
+        <w:t xml:space="preserve"> </w:t>
+      </w:r>
+      <w:r>
+        <w:rPr>
+          <w:rFonts w:ascii="Times New Roman" w:hAnsi="Times New Roman" w:eastAsia="Times New Roman" w:cs="Times New Roman"/>
           <w:bCs/>
           <w:b/>
         </w:rPr>
         <w:t xml:space="preserve">one material weakness</w:t>
       </w:r>
       <w:r>
+        <w:rPr>
+          <w:rFonts w:ascii="Times New Roman" w:hAnsi="Times New Roman" w:eastAsia="Times New Roman" w:cs="Times New Roman"/>
+        </w:rPr>
         <w:t xml:space="preserve">.</w:t>
       </w:r>
     </w:p>
@@ -1191,6 +1707,9 @@
               <w:jc w:val="left"/>
             </w:pPr>
             <w:r>
+              <w:rPr>
+                <w:rFonts w:ascii="Times New Roman" w:hAnsi="Times New Roman" w:eastAsia="Times New Roman" w:cs="Times New Roman"/>
+              </w:rPr>
               <w:t xml:space="preserve">Overall conclusion</w:t>
             </w:r>
           </w:p>
@@ -1204,6 +1723,7 @@
             </w:pPr>
             <w:r>
               <w:rPr>
+                <w:rFonts w:ascii="Times New Roman" w:hAnsi="Times New Roman" w:eastAsia="Times New Roman" w:cs="Times New Roman"/>
                 <w:bCs/>
                 <w:b/>
               </w:rPr>
@@ -1218,72 +1738,123 @@
         <w:pStyle w:val="BodyText"/>
       </w:pPr>
       <w:r>
+        <w:rPr>
+          <w:rFonts w:ascii="Times New Roman" w:hAnsi="Times New Roman" w:eastAsia="Times New Roman" w:cs="Times New Roman"/>
+        </w:rPr>
         <w:t xml:space="preserve">Because a material weakness exists,</w:t>
       </w:r>
       <w:r>
-        <w:t xml:space="preserve"> </w:t>
-      </w:r>
-      <w:r>
-        <w:rPr>
+        <w:rPr>
+          <w:rFonts w:ascii="Times New Roman" w:hAnsi="Times New Roman" w:eastAsia="Times New Roman" w:cs="Times New Roman"/>
+        </w:rPr>
+        <w:t xml:space="preserve"> </w:t>
+      </w:r>
+      <w:r>
+        <w:rPr>
+          <w:rFonts w:ascii="Times New Roman" w:hAnsi="Times New Roman" w:eastAsia="Times New Roman" w:cs="Times New Roman"/>
           <w:bCs/>
           <w:b/>
         </w:rPr>
         <w:t xml:space="preserve">ITGC cannot currently be concluded effective</w:t>
       </w:r>
       <w:r>
+        <w:rPr>
+          <w:rFonts w:ascii="Times New Roman" w:hAnsi="Times New Roman" w:eastAsia="Times New Roman" w:cs="Times New Roman"/>
+        </w:rPr>
         <w:t xml:space="preserve">,</w:t>
       </w:r>
       <w:r>
-        <w:t xml:space="preserve"> </w:t>
-      </w:r>
-      <w:r>
+        <w:rPr>
+          <w:rFonts w:ascii="Times New Roman" w:hAnsi="Times New Roman" w:eastAsia="Times New Roman" w:cs="Times New Roman"/>
+        </w:rPr>
+        <w:t xml:space="preserve"> </w:t>
+      </w:r>
+      <w:r>
+        <w:rPr>
+          <w:rFonts w:ascii="Times New Roman" w:hAnsi="Times New Roman" w:eastAsia="Times New Roman" w:cs="Times New Roman"/>
+        </w:rPr>
         <w:t xml:space="preserve">and the automated controls and system-generated reports that depend on these IT</w:t>
       </w:r>
       <w:r>
-        <w:t xml:space="preserve"> </w:t>
-      </w:r>
-      <w:r>
+        <w:rPr>
+          <w:rFonts w:ascii="Times New Roman" w:hAnsi="Times New Roman" w:eastAsia="Times New Roman" w:cs="Times New Roman"/>
+        </w:rPr>
+        <w:t xml:space="preserve"> </w:t>
+      </w:r>
+      <w:r>
+        <w:rPr>
+          <w:rFonts w:ascii="Times New Roman" w:hAnsi="Times New Roman" w:eastAsia="Times New Roman" w:cs="Times New Roman"/>
+        </w:rPr>
         <w:t xml:space="preserve">controls cannot yet be fully relied upon for financial-reporting purposes. The</w:t>
       </w:r>
       <w:r>
-        <w:t xml:space="preserve"> </w:t>
-      </w:r>
-      <w:r>
+        <w:rPr>
+          <w:rFonts w:ascii="Times New Roman" w:hAnsi="Times New Roman" w:eastAsia="Times New Roman" w:cs="Times New Roman"/>
+        </w:rPr>
+        <w:t xml:space="preserve"> </w:t>
+      </w:r>
+      <w:r>
+        <w:rPr>
+          <w:rFonts w:ascii="Times New Roman" w:hAnsi="Times New Roman" w:eastAsia="Times New Roman" w:cs="Times New Roman"/>
+        </w:rPr>
         <w:t xml:space="preserve">material weakness is concentrated in</w:t>
       </w:r>
       <w:r>
-        <w:t xml:space="preserve"> </w:t>
-      </w:r>
-      <w:r>
-        <w:rPr>
+        <w:rPr>
+          <w:rFonts w:ascii="Times New Roman" w:hAnsi="Times New Roman" w:eastAsia="Times New Roman" w:cs="Times New Roman"/>
+        </w:rPr>
+        <w:t xml:space="preserve"> </w:t>
+      </w:r>
+      <w:r>
+        <w:rPr>
+          <w:rFonts w:ascii="Times New Roman" w:hAnsi="Times New Roman" w:eastAsia="Times New Roman" w:cs="Times New Roman"/>
           <w:bCs/>
           <w:b/>
         </w:rPr>
         <w:t xml:space="preserve">change management</w:t>
       </w:r>
       <w:r>
-        <w:t xml:space="preserve"> </w:t>
-      </w:r>
-      <w:r>
+        <w:rPr>
+          <w:rFonts w:ascii="Times New Roman" w:hAnsi="Times New Roman" w:eastAsia="Times New Roman" w:cs="Times New Roman"/>
+        </w:rPr>
+        <w:t xml:space="preserve"> </w:t>
+      </w:r>
+      <w:r>
+        <w:rPr>
+          <w:rFonts w:ascii="Times New Roman" w:hAnsi="Times New Roman" w:eastAsia="Times New Roman" w:cs="Times New Roman"/>
+        </w:rPr>
         <w:t xml:space="preserve">(developer access to</w:t>
       </w:r>
       <w:r>
-        <w:t xml:space="preserve"> </w:t>
-      </w:r>
-      <w:r>
+        <w:rPr>
+          <w:rFonts w:ascii="Times New Roman" w:hAnsi="Times New Roman" w:eastAsia="Times New Roman" w:cs="Times New Roman"/>
+        </w:rPr>
+        <w:t xml:space="preserve"> </w:t>
+      </w:r>
+      <w:r>
+        <w:rPr>
+          <w:rFonts w:ascii="Times New Roman" w:hAnsi="Times New Roman" w:eastAsia="Times New Roman" w:cs="Times New Roman"/>
+        </w:rPr>
         <w:t xml:space="preserve">production), with additional significant deficiencies in</w:t>
       </w:r>
       <w:r>
-        <w:t xml:space="preserve"> </w:t>
-      </w:r>
-      <w:r>
-        <w:rPr>
+        <w:rPr>
+          <w:rFonts w:ascii="Times New Roman" w:hAnsi="Times New Roman" w:eastAsia="Times New Roman" w:cs="Times New Roman"/>
+        </w:rPr>
+        <w:t xml:space="preserve"> </w:t>
+      </w:r>
+      <w:r>
+        <w:rPr>
+          <w:rFonts w:ascii="Times New Roman" w:hAnsi="Times New Roman" w:eastAsia="Times New Roman" w:cs="Times New Roman"/>
           <w:bCs/>
           <w:b/>
         </w:rPr>
         <w:t xml:space="preserve">access management</w:t>
       </w:r>
       <w:r>
+        <w:rPr>
+          <w:rFonts w:ascii="Times New Roman" w:hAnsi="Times New Roman" w:eastAsia="Times New Roman" w:cs="Times New Roman"/>
+        </w:rPr>
         <w:t xml:space="preserve">.</w:t>
       </w:r>
     </w:p>
@@ -1292,6 +1863,9 @@
         <w:pStyle w:val="CaptionedFigure"/>
       </w:pPr>
       <w:r>
+        <w:rPr>
+          <w:rFonts w:ascii="Times New Roman" w:hAnsi="Times New Roman" w:eastAsia="Times New Roman" w:cs="Times New Roman"/>
+        </w:rPr>
         <w:drawing>
           <wp:inline>
             <wp:extent cx="5334000" cy="2936696"/>
@@ -1339,6 +1913,9 @@
         <w:pStyle w:val="ImageCaption"/>
       </w:pPr>
       <w:r>
+        <w:rPr>
+          <w:rFonts w:ascii="Times New Roman" w:hAnsi="Times New Roman" w:eastAsia="Times New Roman" w:cs="Times New Roman"/>
+        </w:rPr>
         <w:t xml:space="preserve">ITGC test results by domain</w:t>
       </w:r>
     </w:p>
@@ -1349,6 +1926,9 @@
         <w:pStyle w:val="Heading2"/>
       </w:pPr>
       <w:r>
+        <w:rPr>
+          <w:rFonts w:ascii="Times New Roman" w:hAnsi="Times New Roman" w:eastAsia="Times New Roman" w:cs="Times New Roman"/>
+        </w:rPr>
         <w:t xml:space="preserve">2. Deficiencies</w:t>
       </w:r>
     </w:p>
@@ -1358,13 +1938,20 @@
         <w:pStyle w:val="Heading3"/>
       </w:pPr>
       <w:r>
+        <w:rPr>
+          <w:rFonts w:ascii="Times New Roman" w:hAnsi="Times New Roman" w:eastAsia="Times New Roman" w:cs="Times New Roman"/>
+        </w:rPr>
         <w:t xml:space="preserve">CM-03 — Developers have standing production access —</w:t>
       </w:r>
       <w:r>
-        <w:t xml:space="preserve"> </w:t>
-      </w:r>
-      <w:r>
-        <w:rPr>
+        <w:rPr>
+          <w:rFonts w:ascii="Times New Roman" w:hAnsi="Times New Roman" w:eastAsia="Times New Roman" w:cs="Times New Roman"/>
+        </w:rPr>
+        <w:t xml:space="preserve"> </w:t>
+      </w:r>
+      <w:r>
+        <w:rPr>
+          <w:rFonts w:ascii="Times New Roman" w:hAnsi="Times New Roman" w:eastAsia="Times New Roman" w:cs="Times New Roman"/>
           <w:bCs/>
           <w:b/>
         </w:rPr>
@@ -1381,27 +1968,46 @@
       </w:pPr>
       <w:r>
         <w:rPr>
+          <w:rFonts w:ascii="Times New Roman" w:hAnsi="Times New Roman" w:eastAsia="Times New Roman" w:cs="Times New Roman"/>
           <w:bCs/>
           <w:b/>
         </w:rPr>
         <w:t xml:space="preserve">Condition:</w:t>
       </w:r>
       <w:r>
-        <w:t xml:space="preserve"> </w:t>
-      </w:r>
-      <w:r>
+        <w:rPr>
+          <w:rFonts w:ascii="Times New Roman" w:hAnsi="Times New Roman" w:eastAsia="Times New Roman" w:cs="Times New Roman"/>
+        </w:rPr>
+        <w:t xml:space="preserve"> </w:t>
+      </w:r>
+      <w:r>
+        <w:rPr>
+          <w:rFonts w:ascii="Times New Roman" w:hAnsi="Times New Roman" w:eastAsia="Times New Roman" w:cs="Times New Roman"/>
+        </w:rPr>
         <w:t xml:space="preserve">Developers hold standing access to deploy directly to the production</w:t>
       </w:r>
       <w:r>
-        <w:t xml:space="preserve"> </w:t>
-      </w:r>
-      <w:r>
+        <w:rPr>
+          <w:rFonts w:ascii="Times New Roman" w:hAnsi="Times New Roman" w:eastAsia="Times New Roman" w:cs="Times New Roman"/>
+        </w:rPr>
+        <w:t xml:space="preserve"> </w:t>
+      </w:r>
+      <w:r>
+        <w:rPr>
+          <w:rFonts w:ascii="Times New Roman" w:hAnsi="Times New Roman" w:eastAsia="Times New Roman" w:cs="Times New Roman"/>
+        </w:rPr>
         <w:t xml:space="preserve">financial systems, with no enforced separation between who writes code and who</w:t>
       </w:r>
       <w:r>
-        <w:t xml:space="preserve"> </w:t>
-      </w:r>
-      <w:r>
+        <w:rPr>
+          <w:rFonts w:ascii="Times New Roman" w:hAnsi="Times New Roman" w:eastAsia="Times New Roman" w:cs="Times New Roman"/>
+        </w:rPr>
+        <w:t xml:space="preserve"> </w:t>
+      </w:r>
+      <w:r>
+        <w:rPr>
+          <w:rFonts w:ascii="Times New Roman" w:hAnsi="Times New Roman" w:eastAsia="Times New Roman" w:cs="Times New Roman"/>
+        </w:rPr>
         <w:t xml:space="preserve">releases it.</w:t>
       </w:r>
     </w:p>
@@ -1415,55 +2021,96 @@
       </w:pPr>
       <w:r>
         <w:rPr>
+          <w:rFonts w:ascii="Times New Roman" w:hAnsi="Times New Roman" w:eastAsia="Times New Roman" w:cs="Times New Roman"/>
           <w:bCs/>
           <w:b/>
         </w:rPr>
         <w:t xml:space="preserve">Why it’s a material weakness:</w:t>
       </w:r>
       <w:r>
-        <w:t xml:space="preserve"> </w:t>
-      </w:r>
-      <w:r>
+        <w:rPr>
+          <w:rFonts w:ascii="Times New Roman" w:hAnsi="Times New Roman" w:eastAsia="Times New Roman" w:cs="Times New Roman"/>
+        </w:rPr>
+        <w:t xml:space="preserve"> </w:t>
+      </w:r>
+      <w:r>
+        <w:rPr>
+          <w:rFonts w:ascii="Times New Roman" w:hAnsi="Times New Roman" w:eastAsia="Times New Roman" w:cs="Times New Roman"/>
+        </w:rPr>
         <w:t xml:space="preserve">This is a</w:t>
       </w:r>
       <w:r>
-        <w:t xml:space="preserve"> </w:t>
-      </w:r>
-      <w:r>
-        <w:rPr>
+        <w:rPr>
+          <w:rFonts w:ascii="Times New Roman" w:hAnsi="Times New Roman" w:eastAsia="Times New Roman" w:cs="Times New Roman"/>
+        </w:rPr>
+        <w:t xml:space="preserve"> </w:t>
+      </w:r>
+      <w:r>
+        <w:rPr>
+          <w:rFonts w:ascii="Times New Roman" w:hAnsi="Times New Roman" w:eastAsia="Times New Roman" w:cs="Times New Roman"/>
           <w:bCs/>
           <w:b/>
         </w:rPr>
         <w:t xml:space="preserve">segregation-of-duties</w:t>
       </w:r>
       <w:r>
-        <w:t xml:space="preserve"> </w:t>
-      </w:r>
-      <w:r>
+        <w:rPr>
+          <w:rFonts w:ascii="Times New Roman" w:hAnsi="Times New Roman" w:eastAsia="Times New Roman" w:cs="Times New Roman"/>
+        </w:rPr>
+        <w:t xml:space="preserve"> </w:t>
+      </w:r>
+      <w:r>
+        <w:rPr>
+          <w:rFonts w:ascii="Times New Roman" w:hAnsi="Times New Roman" w:eastAsia="Times New Roman" w:cs="Times New Roman"/>
+        </w:rPr>
         <w:t xml:space="preserve">failure over</w:t>
       </w:r>
       <w:r>
-        <w:t xml:space="preserve"> </w:t>
-      </w:r>
-      <w:r>
+        <w:rPr>
+          <w:rFonts w:ascii="Times New Roman" w:hAnsi="Times New Roman" w:eastAsia="Times New Roman" w:cs="Times New Roman"/>
+        </w:rPr>
+        <w:t xml:space="preserve"> </w:t>
+      </w:r>
+      <w:r>
+        <w:rPr>
+          <w:rFonts w:ascii="Times New Roman" w:hAnsi="Times New Roman" w:eastAsia="Times New Roman" w:cs="Times New Roman"/>
+        </w:rPr>
         <w:t xml:space="preserve">the systems that produce financial data. An unreviewed or unauthorized change could</w:t>
       </w:r>
       <w:r>
-        <w:t xml:space="preserve"> </w:t>
-      </w:r>
-      <w:r>
+        <w:rPr>
+          <w:rFonts w:ascii="Times New Roman" w:hAnsi="Times New Roman" w:eastAsia="Times New Roman" w:cs="Times New Roman"/>
+        </w:rPr>
+        <w:t xml:space="preserve"> </w:t>
+      </w:r>
+      <w:r>
+        <w:rPr>
+          <w:rFonts w:ascii="Times New Roman" w:hAnsi="Times New Roman" w:eastAsia="Times New Roman" w:cs="Times New Roman"/>
+        </w:rPr>
         <w:t xml:space="preserve">alter financial transactions or reporting with no compensating control to catch it —</w:t>
       </w:r>
       <w:r>
-        <w:t xml:space="preserve"> </w:t>
-      </w:r>
-      <w:r>
+        <w:rPr>
+          <w:rFonts w:ascii="Times New Roman" w:hAnsi="Times New Roman" w:eastAsia="Times New Roman" w:cs="Times New Roman"/>
+        </w:rPr>
+        <w:t xml:space="preserve"> </w:t>
+      </w:r>
+      <w:r>
+        <w:rPr>
+          <w:rFonts w:ascii="Times New Roman" w:hAnsi="Times New Roman" w:eastAsia="Times New Roman" w:cs="Times New Roman"/>
+        </w:rPr>
         <w:t xml:space="preserve">a reasonable possibility of a material misstatement that would not be prevented or</w:t>
       </w:r>
       <w:r>
-        <w:t xml:space="preserve"> </w:t>
-      </w:r>
-      <w:r>
+        <w:rPr>
+          <w:rFonts w:ascii="Times New Roman" w:hAnsi="Times New Roman" w:eastAsia="Times New Roman" w:cs="Times New Roman"/>
+        </w:rPr>
+        <w:t xml:space="preserve"> </w:t>
+      </w:r>
+      <w:r>
+        <w:rPr>
+          <w:rFonts w:ascii="Times New Roman" w:hAnsi="Times New Roman" w:eastAsia="Times New Roman" w:cs="Times New Roman"/>
+        </w:rPr>
         <w:t xml:space="preserve">detected.</w:t>
       </w:r>
     </w:p>
@@ -1477,15 +2124,22 @@
       </w:pPr>
       <w:r>
         <w:rPr>
+          <w:rFonts w:ascii="Times New Roman" w:hAnsi="Times New Roman" w:eastAsia="Times New Roman" w:cs="Times New Roman"/>
           <w:bCs/>
           <w:b/>
         </w:rPr>
         <w:t xml:space="preserve">Root cause:</w:t>
       </w:r>
       <w:r>
-        <w:t xml:space="preserve"> </w:t>
-      </w:r>
-      <w:r>
+        <w:rPr>
+          <w:rFonts w:ascii="Times New Roman" w:hAnsi="Times New Roman" w:eastAsia="Times New Roman" w:cs="Times New Roman"/>
+        </w:rPr>
+        <w:t xml:space="preserve"> </w:t>
+      </w:r>
+      <w:r>
+        <w:rPr>
+          <w:rFonts w:ascii="Times New Roman" w:hAnsi="Times New Roman" w:eastAsia="Times New Roman" w:cs="Times New Roman"/>
+        </w:rPr>
         <w:t xml:space="preserve">Rapid startup growth; deployment speed prioritized over control.</w:t>
       </w:r>
     </w:p>
@@ -1499,21 +2153,34 @@
       </w:pPr>
       <w:r>
         <w:rPr>
+          <w:rFonts w:ascii="Times New Roman" w:hAnsi="Times New Roman" w:eastAsia="Times New Roman" w:cs="Times New Roman"/>
           <w:bCs/>
           <w:b/>
         </w:rPr>
         <w:t xml:space="preserve">Remediation:</w:t>
       </w:r>
       <w:r>
-        <w:t xml:space="preserve"> </w:t>
-      </w:r>
-      <w:r>
+        <w:rPr>
+          <w:rFonts w:ascii="Times New Roman" w:hAnsi="Times New Roman" w:eastAsia="Times New Roman" w:cs="Times New Roman"/>
+        </w:rPr>
+        <w:t xml:space="preserve"> </w:t>
+      </w:r>
+      <w:r>
+        <w:rPr>
+          <w:rFonts w:ascii="Times New Roman" w:hAnsi="Times New Roman" w:eastAsia="Times New Roman" w:cs="Times New Roman"/>
+        </w:rPr>
         <w:t xml:space="preserve">Remove developer standing production access; route all deployments</w:t>
       </w:r>
       <w:r>
-        <w:t xml:space="preserve"> </w:t>
-      </w:r>
-      <w:r>
+        <w:rPr>
+          <w:rFonts w:ascii="Times New Roman" w:hAnsi="Times New Roman" w:eastAsia="Times New Roman" w:cs="Times New Roman"/>
+        </w:rPr>
+        <w:t xml:space="preserve"> </w:t>
+      </w:r>
+      <w:r>
+        <w:rPr>
+          <w:rFonts w:ascii="Times New Roman" w:hAnsi="Times New Roman" w:eastAsia="Times New Roman" w:cs="Times New Roman"/>
+        </w:rPr>
         <w:t xml:space="preserve">through a controlled CI/CD pipeline with independent approval and an audit trail.</w:t>
       </w:r>
     </w:p>
@@ -1524,13 +2191,20 @@
         <w:pStyle w:val="Heading3"/>
       </w:pPr>
       <w:r>
+        <w:rPr>
+          <w:rFonts w:ascii="Times New Roman" w:hAnsi="Times New Roman" w:eastAsia="Times New Roman" w:cs="Times New Roman"/>
+        </w:rPr>
         <w:t xml:space="preserve">AC-03 — Terminated access not revoked timely —</w:t>
       </w:r>
       <w:r>
-        <w:t xml:space="preserve"> </w:t>
-      </w:r>
-      <w:r>
-        <w:rPr>
+        <w:rPr>
+          <w:rFonts w:ascii="Times New Roman" w:hAnsi="Times New Roman" w:eastAsia="Times New Roman" w:cs="Times New Roman"/>
+        </w:rPr>
+        <w:t xml:space="preserve"> </w:t>
+      </w:r>
+      <w:r>
+        <w:rPr>
+          <w:rFonts w:ascii="Times New Roman" w:hAnsi="Times New Roman" w:eastAsia="Times New Roman" w:cs="Times New Roman"/>
           <w:bCs/>
           <w:b/>
         </w:rPr>
@@ -1547,21 +2221,34 @@
       </w:pPr>
       <w:r>
         <w:rPr>
+          <w:rFonts w:ascii="Times New Roman" w:hAnsi="Times New Roman" w:eastAsia="Times New Roman" w:cs="Times New Roman"/>
           <w:bCs/>
           <w:b/>
         </w:rPr>
         <w:t xml:space="preserve">Condition:</w:t>
       </w:r>
       <w:r>
-        <w:t xml:space="preserve"> </w:t>
-      </w:r>
-      <w:r>
+        <w:rPr>
+          <w:rFonts w:ascii="Times New Roman" w:hAnsi="Times New Roman" w:eastAsia="Times New Roman" w:cs="Times New Roman"/>
+        </w:rPr>
+        <w:t xml:space="preserve"> </w:t>
+      </w:r>
+      <w:r>
+        <w:rPr>
+          <w:rFonts w:ascii="Times New Roman" w:hAnsi="Times New Roman" w:eastAsia="Times New Roman" w:cs="Times New Roman"/>
+        </w:rPr>
         <w:t xml:space="preserve">In a sample of 15 terminations, access was not revoked within the</w:t>
       </w:r>
       <w:r>
-        <w:t xml:space="preserve"> </w:t>
-      </w:r>
-      <w:r>
+        <w:rPr>
+          <w:rFonts w:ascii="Times New Roman" w:hAnsi="Times New Roman" w:eastAsia="Times New Roman" w:cs="Times New Roman"/>
+        </w:rPr>
+        <w:t xml:space="preserve"> </w:t>
+      </w:r>
+      <w:r>
+        <w:rPr>
+          <w:rFonts w:ascii="Times New Roman" w:hAnsi="Times New Roman" w:eastAsia="Times New Roman" w:cs="Times New Roman"/>
+        </w:rPr>
         <w:t xml:space="preserve">24-hour SLA for several separated users.</w:t>
       </w:r>
     </w:p>
@@ -1575,21 +2262,34 @@
       </w:pPr>
       <w:r>
         <w:rPr>
+          <w:rFonts w:ascii="Times New Roman" w:hAnsi="Times New Roman" w:eastAsia="Times New Roman" w:cs="Times New Roman"/>
           <w:bCs/>
           <w:b/>
         </w:rPr>
         <w:t xml:space="preserve">Impact:</w:t>
       </w:r>
       <w:r>
-        <w:t xml:space="preserve"> </w:t>
-      </w:r>
-      <w:r>
+        <w:rPr>
+          <w:rFonts w:ascii="Times New Roman" w:hAnsi="Times New Roman" w:eastAsia="Times New Roman" w:cs="Times New Roman"/>
+        </w:rPr>
+        <w:t xml:space="preserve"> </w:t>
+      </w:r>
+      <w:r>
+        <w:rPr>
+          <w:rFonts w:ascii="Times New Roman" w:hAnsi="Times New Roman" w:eastAsia="Times New Roman" w:cs="Times New Roman"/>
+        </w:rPr>
         <w:t xml:space="preserve">Former employees may retain access to financial systems — an access and</w:t>
       </w:r>
       <w:r>
-        <w:t xml:space="preserve"> </w:t>
-      </w:r>
-      <w:r>
+        <w:rPr>
+          <w:rFonts w:ascii="Times New Roman" w:hAnsi="Times New Roman" w:eastAsia="Times New Roman" w:cs="Times New Roman"/>
+        </w:rPr>
+        <w:t xml:space="preserve"> </w:t>
+      </w:r>
+      <w:r>
+        <w:rPr>
+          <w:rFonts w:ascii="Times New Roman" w:hAnsi="Times New Roman" w:eastAsia="Times New Roman" w:cs="Times New Roman"/>
+        </w:rPr>
         <w:t xml:space="preserve">fraud risk.</w:t>
       </w:r>
     </w:p>
@@ -1603,15 +2303,22 @@
       </w:pPr>
       <w:r>
         <w:rPr>
+          <w:rFonts w:ascii="Times New Roman" w:hAnsi="Times New Roman" w:eastAsia="Times New Roman" w:cs="Times New Roman"/>
           <w:bCs/>
           <w:b/>
         </w:rPr>
         <w:t xml:space="preserve">Remediation:</w:t>
       </w:r>
       <w:r>
-        <w:t xml:space="preserve"> </w:t>
-      </w:r>
-      <w:r>
+        <w:rPr>
+          <w:rFonts w:ascii="Times New Roman" w:hAnsi="Times New Roman" w:eastAsia="Times New Roman" w:cs="Times New Roman"/>
+        </w:rPr>
+        <w:t xml:space="preserve"> </w:t>
+      </w:r>
+      <w:r>
+        <w:rPr>
+          <w:rFonts w:ascii="Times New Roman" w:hAnsi="Times New Roman" w:eastAsia="Times New Roman" w:cs="Times New Roman"/>
+        </w:rPr>
         <w:t xml:space="preserve">Automate deprovisioning via an HR-triggered workflow; monitor SLA.</w:t>
       </w:r>
     </w:p>
@@ -1622,13 +2329,20 @@
         <w:pStyle w:val="Heading3"/>
       </w:pPr>
       <w:r>
+        <w:rPr>
+          <w:rFonts w:ascii="Times New Roman" w:hAnsi="Times New Roman" w:eastAsia="Times New Roman" w:cs="Times New Roman"/>
+        </w:rPr>
         <w:t xml:space="preserve">AC-02 — Quarterly access recertification not consistently performed —</w:t>
       </w:r>
       <w:r>
-        <w:t xml:space="preserve"> </w:t>
-      </w:r>
-      <w:r>
-        <w:rPr>
+        <w:rPr>
+          <w:rFonts w:ascii="Times New Roman" w:hAnsi="Times New Roman" w:eastAsia="Times New Roman" w:cs="Times New Roman"/>
+        </w:rPr>
+        <w:t xml:space="preserve"> </w:t>
+      </w:r>
+      <w:r>
+        <w:rPr>
+          <w:rFonts w:ascii="Times New Roman" w:hAnsi="Times New Roman" w:eastAsia="Times New Roman" w:cs="Times New Roman"/>
           <w:bCs/>
           <w:b/>
         </w:rPr>
@@ -1645,15 +2359,22 @@
       </w:pPr>
       <w:r>
         <w:rPr>
+          <w:rFonts w:ascii="Times New Roman" w:hAnsi="Times New Roman" w:eastAsia="Times New Roman" w:cs="Times New Roman"/>
           <w:bCs/>
           <w:b/>
         </w:rPr>
         <w:t xml:space="preserve">Condition:</w:t>
       </w:r>
       <w:r>
-        <w:t xml:space="preserve"> </w:t>
-      </w:r>
-      <w:r>
+        <w:rPr>
+          <w:rFonts w:ascii="Times New Roman" w:hAnsi="Times New Roman" w:eastAsia="Times New Roman" w:cs="Times New Roman"/>
+        </w:rPr>
+        <w:t xml:space="preserve"> </w:t>
+      </w:r>
+      <w:r>
+        <w:rPr>
+          <w:rFonts w:ascii="Times New Roman" w:hAnsi="Times New Roman" w:eastAsia="Times New Roman" w:cs="Times New Roman"/>
+        </w:rPr>
         <w:t xml:space="preserve">Recertification evidence was missing for part of the year.</w:t>
       </w:r>
     </w:p>
@@ -1667,15 +2388,22 @@
       </w:pPr>
       <w:r>
         <w:rPr>
+          <w:rFonts w:ascii="Times New Roman" w:hAnsi="Times New Roman" w:eastAsia="Times New Roman" w:cs="Times New Roman"/>
           <w:bCs/>
           <w:b/>
         </w:rPr>
         <w:t xml:space="preserve">Impact:</w:t>
       </w:r>
       <w:r>
-        <w:t xml:space="preserve"> </w:t>
-      </w:r>
-      <w:r>
+        <w:rPr>
+          <w:rFonts w:ascii="Times New Roman" w:hAnsi="Times New Roman" w:eastAsia="Times New Roman" w:cs="Times New Roman"/>
+        </w:rPr>
+        <w:t xml:space="preserve"> </w:t>
+      </w:r>
+      <w:r>
+        <w:rPr>
+          <w:rFonts w:ascii="Times New Roman" w:hAnsi="Times New Roman" w:eastAsia="Times New Roman" w:cs="Times New Roman"/>
+        </w:rPr>
         <w:t xml:space="preserve">Access creep — users may accumulate inappropriate access undetected.</w:t>
       </w:r>
     </w:p>
@@ -1689,15 +2417,22 @@
       </w:pPr>
       <w:r>
         <w:rPr>
+          <w:rFonts w:ascii="Times New Roman" w:hAnsi="Times New Roman" w:eastAsia="Times New Roman" w:cs="Times New Roman"/>
           <w:bCs/>
           <w:b/>
         </w:rPr>
         <w:t xml:space="preserve">Remediation:</w:t>
       </w:r>
       <w:r>
-        <w:t xml:space="preserve"> </w:t>
-      </w:r>
-      <w:r>
+        <w:rPr>
+          <w:rFonts w:ascii="Times New Roman" w:hAnsi="Times New Roman" w:eastAsia="Times New Roman" w:cs="Times New Roman"/>
+        </w:rPr>
+        <w:t xml:space="preserve"> </w:t>
+      </w:r>
+      <w:r>
+        <w:rPr>
+          <w:rFonts w:ascii="Times New Roman" w:hAnsi="Times New Roman" w:eastAsia="Times New Roman" w:cs="Times New Roman"/>
+        </w:rPr>
         <w:t xml:space="preserve">Formalize and enforce quarterly recertification with tracked completion.</w:t>
       </w:r>
     </w:p>
@@ -1708,13 +2443,20 @@
         <w:pStyle w:val="Heading3"/>
       </w:pPr>
       <w:r>
+        <w:rPr>
+          <w:rFonts w:ascii="Times New Roman" w:hAnsi="Times New Roman" w:eastAsia="Times New Roman" w:cs="Times New Roman"/>
+        </w:rPr>
         <w:t xml:space="preserve">AC-06 — Segregation-of-duties conflicts unresolved —</w:t>
       </w:r>
       <w:r>
-        <w:t xml:space="preserve"> </w:t>
-      </w:r>
-      <w:r>
-        <w:rPr>
+        <w:rPr>
+          <w:rFonts w:ascii="Times New Roman" w:hAnsi="Times New Roman" w:eastAsia="Times New Roman" w:cs="Times New Roman"/>
+        </w:rPr>
+        <w:t xml:space="preserve"> </w:t>
+      </w:r>
+      <w:r>
+        <w:rPr>
+          <w:rFonts w:ascii="Times New Roman" w:hAnsi="Times New Roman" w:eastAsia="Times New Roman" w:cs="Times New Roman"/>
           <w:bCs/>
           <w:b/>
         </w:rPr>
@@ -1731,15 +2473,22 @@
       </w:pPr>
       <w:r>
         <w:rPr>
+          <w:rFonts w:ascii="Times New Roman" w:hAnsi="Times New Roman" w:eastAsia="Times New Roman" w:cs="Times New Roman"/>
           <w:bCs/>
           <w:b/>
         </w:rPr>
         <w:t xml:space="preserve">Condition:</w:t>
       </w:r>
       <w:r>
-        <w:t xml:space="preserve"> </w:t>
-      </w:r>
-      <w:r>
+        <w:rPr>
+          <w:rFonts w:ascii="Times New Roman" w:hAnsi="Times New Roman" w:eastAsia="Times New Roman" w:cs="Times New Roman"/>
+        </w:rPr>
+        <w:t xml:space="preserve"> </w:t>
+      </w:r>
+      <w:r>
+        <w:rPr>
+          <w:rFonts w:ascii="Times New Roman" w:hAnsi="Times New Roman" w:eastAsia="Times New Roman" w:cs="Times New Roman"/>
+        </w:rPr>
         <w:t xml:space="preserve">The SoD conflict report shows unresolved conflicting access grants.</w:t>
       </w:r>
     </w:p>
@@ -1753,15 +2502,22 @@
       </w:pPr>
       <w:r>
         <w:rPr>
+          <w:rFonts w:ascii="Times New Roman" w:hAnsi="Times New Roman" w:eastAsia="Times New Roman" w:cs="Times New Roman"/>
           <w:bCs/>
           <w:b/>
         </w:rPr>
         <w:t xml:space="preserve">Remediation:</w:t>
       </w:r>
       <w:r>
-        <w:t xml:space="preserve"> </w:t>
-      </w:r>
-      <w:r>
+        <w:rPr>
+          <w:rFonts w:ascii="Times New Roman" w:hAnsi="Times New Roman" w:eastAsia="Times New Roman" w:cs="Times New Roman"/>
+        </w:rPr>
+        <w:t xml:space="preserve"> </w:t>
+      </w:r>
+      <w:r>
+        <w:rPr>
+          <w:rFonts w:ascii="Times New Roman" w:hAnsi="Times New Roman" w:eastAsia="Times New Roman" w:cs="Times New Roman"/>
+        </w:rPr>
         <w:t xml:space="preserve">Implement an SoD ruleset and remediate the conflicting grants.</w:t>
       </w:r>
     </w:p>
@@ -1772,13 +2528,20 @@
         <w:pStyle w:val="Heading3"/>
       </w:pPr>
       <w:r>
+        <w:rPr>
+          <w:rFonts w:ascii="Times New Roman" w:hAnsi="Times New Roman" w:eastAsia="Times New Roman" w:cs="Times New Roman"/>
+        </w:rPr>
         <w:t xml:space="preserve">CO-02 — Backups not restore-tested —</w:t>
       </w:r>
       <w:r>
-        <w:t xml:space="preserve"> </w:t>
-      </w:r>
-      <w:r>
-        <w:rPr>
+        <w:rPr>
+          <w:rFonts w:ascii="Times New Roman" w:hAnsi="Times New Roman" w:eastAsia="Times New Roman" w:cs="Times New Roman"/>
+        </w:rPr>
+        <w:t xml:space="preserve"> </w:t>
+      </w:r>
+      <w:r>
+        <w:rPr>
+          <w:rFonts w:ascii="Times New Roman" w:hAnsi="Times New Roman" w:eastAsia="Times New Roman" w:cs="Times New Roman"/>
           <w:bCs/>
           <w:b/>
         </w:rPr>
@@ -1795,15 +2558,22 @@
       </w:pPr>
       <w:r>
         <w:rPr>
+          <w:rFonts w:ascii="Times New Roman" w:hAnsi="Times New Roman" w:eastAsia="Times New Roman" w:cs="Times New Roman"/>
           <w:bCs/>
           <w:b/>
         </w:rPr>
         <w:t xml:space="preserve">Condition:</w:t>
       </w:r>
       <w:r>
-        <w:t xml:space="preserve"> </w:t>
-      </w:r>
-      <w:r>
+        <w:rPr>
+          <w:rFonts w:ascii="Times New Roman" w:hAnsi="Times New Roman" w:eastAsia="Times New Roman" w:cs="Times New Roman"/>
+        </w:rPr>
+        <w:t xml:space="preserve"> </w:t>
+      </w:r>
+      <w:r>
+        <w:rPr>
+          <w:rFonts w:ascii="Times New Roman" w:hAnsi="Times New Roman" w:eastAsia="Times New Roman" w:cs="Times New Roman"/>
+        </w:rPr>
         <w:t xml:space="preserve">Backups run, but restoration has not been periodically tested.</w:t>
       </w:r>
     </w:p>
@@ -1817,15 +2587,22 @@
       </w:pPr>
       <w:r>
         <w:rPr>
+          <w:rFonts w:ascii="Times New Roman" w:hAnsi="Times New Roman" w:eastAsia="Times New Roman" w:cs="Times New Roman"/>
           <w:bCs/>
           <w:b/>
         </w:rPr>
         <w:t xml:space="preserve">Remediation:</w:t>
       </w:r>
       <w:r>
-        <w:t xml:space="preserve"> </w:t>
-      </w:r>
-      <w:r>
+        <w:rPr>
+          <w:rFonts w:ascii="Times New Roman" w:hAnsi="Times New Roman" w:eastAsia="Times New Roman" w:cs="Times New Roman"/>
+        </w:rPr>
+        <w:t xml:space="preserve"> </w:t>
+      </w:r>
+      <w:r>
+        <w:rPr>
+          <w:rFonts w:ascii="Times New Roman" w:hAnsi="Times New Roman" w:eastAsia="Times New Roman" w:cs="Times New Roman"/>
+        </w:rPr>
         <w:t xml:space="preserve">Establish documented periodic restore testing with retained evidence.</w:t>
       </w:r>
     </w:p>
@@ -1837,6 +2614,9 @@
         <w:pStyle w:val="Heading2"/>
       </w:pPr>
       <w:r>
+        <w:rPr>
+          <w:rFonts w:ascii="Times New Roman" w:hAnsi="Times New Roman" w:eastAsia="Times New Roman" w:cs="Times New Roman"/>
+        </w:rPr>
         <w:t xml:space="preserve">3. Remediation priority</w:t>
       </w:r>
     </w:p>
@@ -1865,6 +2645,9 @@
               <w:jc w:val="left"/>
             </w:pPr>
             <w:r>
+              <w:rPr>
+                <w:rFonts w:ascii="Times New Roman" w:hAnsi="Times New Roman" w:eastAsia="Times New Roman" w:cs="Times New Roman"/>
+              </w:rPr>
               <w:t xml:space="preserve">Priority</w:t>
             </w:r>
           </w:p>
@@ -1877,6 +2660,9 @@
               <w:jc w:val="left"/>
             </w:pPr>
             <w:r>
+              <w:rPr>
+                <w:rFonts w:ascii="Times New Roman" w:hAnsi="Times New Roman" w:eastAsia="Times New Roman" w:cs="Times New Roman"/>
+              </w:rPr>
               <w:t xml:space="preserve">Control</w:t>
             </w:r>
           </w:p>
@@ -1889,6 +2675,9 @@
               <w:jc w:val="left"/>
             </w:pPr>
             <w:r>
+              <w:rPr>
+                <w:rFonts w:ascii="Times New Roman" w:hAnsi="Times New Roman" w:eastAsia="Times New Roman" w:cs="Times New Roman"/>
+              </w:rPr>
               <w:t xml:space="preserve">Severity</w:t>
             </w:r>
           </w:p>
@@ -1901,6 +2690,9 @@
               <w:jc w:val="left"/>
             </w:pPr>
             <w:r>
+              <w:rPr>
+                <w:rFonts w:ascii="Times New Roman" w:hAnsi="Times New Roman" w:eastAsia="Times New Roman" w:cs="Times New Roman"/>
+              </w:rPr>
               <w:t xml:space="preserve">Action</w:t>
             </w:r>
           </w:p>
@@ -1915,6 +2707,9 @@
               <w:jc w:val="left"/>
             </w:pPr>
             <w:r>
+              <w:rPr>
+                <w:rFonts w:ascii="Times New Roman" w:hAnsi="Times New Roman" w:eastAsia="Times New Roman" w:cs="Times New Roman"/>
+              </w:rPr>
               <w:t xml:space="preserve">1</w:t>
             </w:r>
           </w:p>
@@ -1927,6 +2722,9 @@
               <w:jc w:val="left"/>
             </w:pPr>
             <w:r>
+              <w:rPr>
+                <w:rFonts w:ascii="Times New Roman" w:hAnsi="Times New Roman" w:eastAsia="Times New Roman" w:cs="Times New Roman"/>
+              </w:rPr>
               <w:t xml:space="preserve">CM-03</w:t>
             </w:r>
           </w:p>
@@ -1939,6 +2737,9 @@
               <w:jc w:val="left"/>
             </w:pPr>
             <w:r>
+              <w:rPr>
+                <w:rFonts w:ascii="Times New Roman" w:hAnsi="Times New Roman" w:eastAsia="Times New Roman" w:cs="Times New Roman"/>
+              </w:rPr>
               <w:t xml:space="preserve">Material Weakness</w:t>
             </w:r>
           </w:p>
@@ -1951,6 +2752,9 @@
               <w:jc w:val="left"/>
             </w:pPr>
             <w:r>
+              <w:rPr>
+                <w:rFonts w:ascii="Times New Roman" w:hAnsi="Times New Roman" w:eastAsia="Times New Roman" w:cs="Times New Roman"/>
+              </w:rPr>
               <w:t xml:space="preserve">Remove dev prod access; controlled CI/CD with approval</w:t>
             </w:r>
           </w:p>
@@ -1965,6 +2769,9 @@
               <w:jc w:val="left"/>
             </w:pPr>
             <w:r>
+              <w:rPr>
+                <w:rFonts w:ascii="Times New Roman" w:hAnsi="Times New Roman" w:eastAsia="Times New Roman" w:cs="Times New Roman"/>
+              </w:rPr>
               <w:t xml:space="preserve">2</w:t>
             </w:r>
           </w:p>
@@ -1977,6 +2784,9 @@
               <w:jc w:val="left"/>
             </w:pPr>
             <w:r>
+              <w:rPr>
+                <w:rFonts w:ascii="Times New Roman" w:hAnsi="Times New Roman" w:eastAsia="Times New Roman" w:cs="Times New Roman"/>
+              </w:rPr>
               <w:t xml:space="preserve">AC-03</w:t>
             </w:r>
           </w:p>
@@ -1989,6 +2799,9 @@
               <w:jc w:val="left"/>
             </w:pPr>
             <w:r>
+              <w:rPr>
+                <w:rFonts w:ascii="Times New Roman" w:hAnsi="Times New Roman" w:eastAsia="Times New Roman" w:cs="Times New Roman"/>
+              </w:rPr>
               <w:t xml:space="preserve">Significant Deficiency</w:t>
             </w:r>
           </w:p>
@@ -2001,6 +2814,9 @@
               <w:jc w:val="left"/>
             </w:pPr>
             <w:r>
+              <w:rPr>
+                <w:rFonts w:ascii="Times New Roman" w:hAnsi="Times New Roman" w:eastAsia="Times New Roman" w:cs="Times New Roman"/>
+              </w:rPr>
               <w:t xml:space="preserve">Automate timely deprovisioning</w:t>
             </w:r>
           </w:p>
@@ -2015,6 +2831,9 @@
               <w:jc w:val="left"/>
             </w:pPr>
             <w:r>
+              <w:rPr>
+                <w:rFonts w:ascii="Times New Roman" w:hAnsi="Times New Roman" w:eastAsia="Times New Roman" w:cs="Times New Roman"/>
+              </w:rPr>
               <w:t xml:space="preserve">3</w:t>
             </w:r>
           </w:p>
@@ -2027,6 +2846,9 @@
               <w:jc w:val="left"/>
             </w:pPr>
             <w:r>
+              <w:rPr>
+                <w:rFonts w:ascii="Times New Roman" w:hAnsi="Times New Roman" w:eastAsia="Times New Roman" w:cs="Times New Roman"/>
+              </w:rPr>
               <w:t xml:space="preserve">AC-02</w:t>
             </w:r>
           </w:p>
@@ -2039,6 +2861,9 @@
               <w:jc w:val="left"/>
             </w:pPr>
             <w:r>
+              <w:rPr>
+                <w:rFonts w:ascii="Times New Roman" w:hAnsi="Times New Roman" w:eastAsia="Times New Roman" w:cs="Times New Roman"/>
+              </w:rPr>
               <w:t xml:space="preserve">Significant Deficiency</w:t>
             </w:r>
           </w:p>
@@ -2051,6 +2876,9 @@
               <w:jc w:val="left"/>
             </w:pPr>
             <w:r>
+              <w:rPr>
+                <w:rFonts w:ascii="Times New Roman" w:hAnsi="Times New Roman" w:eastAsia="Times New Roman" w:cs="Times New Roman"/>
+              </w:rPr>
               <w:t xml:space="preserve">Enforce quarterly access recertification</w:t>
             </w:r>
           </w:p>
@@ -2065,6 +2893,9 @@
               <w:jc w:val="left"/>
             </w:pPr>
             <w:r>
+              <w:rPr>
+                <w:rFonts w:ascii="Times New Roman" w:hAnsi="Times New Roman" w:eastAsia="Times New Roman" w:cs="Times New Roman"/>
+              </w:rPr>
               <w:t xml:space="preserve">4</w:t>
             </w:r>
           </w:p>
@@ -2077,6 +2908,9 @@
               <w:jc w:val="left"/>
             </w:pPr>
             <w:r>
+              <w:rPr>
+                <w:rFonts w:ascii="Times New Roman" w:hAnsi="Times New Roman" w:eastAsia="Times New Roman" w:cs="Times New Roman"/>
+              </w:rPr>
               <w:t xml:space="preserve">AC-06</w:t>
             </w:r>
           </w:p>
@@ -2089,6 +2923,9 @@
               <w:jc w:val="left"/>
             </w:pPr>
             <w:r>
+              <w:rPr>
+                <w:rFonts w:ascii="Times New Roman" w:hAnsi="Times New Roman" w:eastAsia="Times New Roman" w:cs="Times New Roman"/>
+              </w:rPr>
               <w:t xml:space="preserve">Control Deficiency</w:t>
             </w:r>
           </w:p>
@@ -2101,6 +2938,9 @@
               <w:jc w:val="left"/>
             </w:pPr>
             <w:r>
+              <w:rPr>
+                <w:rFonts w:ascii="Times New Roman" w:hAnsi="Times New Roman" w:eastAsia="Times New Roman" w:cs="Times New Roman"/>
+              </w:rPr>
               <w:t xml:space="preserve">Deploy SoD ruleset; clear conflicts</w:t>
             </w:r>
           </w:p>
@@ -2115,6 +2955,9 @@
               <w:jc w:val="left"/>
             </w:pPr>
             <w:r>
+              <w:rPr>
+                <w:rFonts w:ascii="Times New Roman" w:hAnsi="Times New Roman" w:eastAsia="Times New Roman" w:cs="Times New Roman"/>
+              </w:rPr>
               <w:t xml:space="preserve">5</w:t>
             </w:r>
           </w:p>
@@ -2127,6 +2970,9 @@
               <w:jc w:val="left"/>
             </w:pPr>
             <w:r>
+              <w:rPr>
+                <w:rFonts w:ascii="Times New Roman" w:hAnsi="Times New Roman" w:eastAsia="Times New Roman" w:cs="Times New Roman"/>
+              </w:rPr>
               <w:t xml:space="preserve">CO-02</w:t>
             </w:r>
           </w:p>
@@ -2139,6 +2985,9 @@
               <w:jc w:val="left"/>
             </w:pPr>
             <w:r>
+              <w:rPr>
+                <w:rFonts w:ascii="Times New Roman" w:hAnsi="Times New Roman" w:eastAsia="Times New Roman" w:cs="Times New Roman"/>
+              </w:rPr>
               <w:t xml:space="preserve">Control Deficiency</w:t>
             </w:r>
           </w:p>
@@ -2151,6 +3000,9 @@
               <w:jc w:val="left"/>
             </w:pPr>
             <w:r>
+              <w:rPr>
+                <w:rFonts w:ascii="Times New Roman" w:hAnsi="Times New Roman" w:eastAsia="Times New Roman" w:cs="Times New Roman"/>
+              </w:rPr>
               <w:t xml:space="preserve">Periodic, evidenced restore testing</w:t>
             </w:r>
           </w:p>
@@ -2162,18 +3014,33 @@
         <w:pStyle w:val="BodyText"/>
       </w:pPr>
       <w:r>
+        <w:rPr>
+          <w:rFonts w:ascii="Times New Roman" w:hAnsi="Times New Roman" w:eastAsia="Times New Roman" w:cs="Times New Roman"/>
+        </w:rPr>
         <w:t xml:space="preserve">The material weakness (CM-03) must be remediated and the control operating effectively</w:t>
       </w:r>
       <w:r>
-        <w:t xml:space="preserve"> </w:t>
-      </w:r>
-      <w:r>
+        <w:rPr>
+          <w:rFonts w:ascii="Times New Roman" w:hAnsi="Times New Roman" w:eastAsia="Times New Roman" w:cs="Times New Roman"/>
+        </w:rPr>
+        <w:t xml:space="preserve"> </w:t>
+      </w:r>
+      <w:r>
+        <w:rPr>
+          <w:rFonts w:ascii="Times New Roman" w:hAnsi="Times New Roman" w:eastAsia="Times New Roman" w:cs="Times New Roman"/>
+        </w:rPr>
         <w:t xml:space="preserve">for a period before management could assert ITGC is effective. Access-domain</w:t>
       </w:r>
       <w:r>
-        <w:t xml:space="preserve"> </w:t>
-      </w:r>
-      <w:r>
+        <w:rPr>
+          <w:rFonts w:ascii="Times New Roman" w:hAnsi="Times New Roman" w:eastAsia="Times New Roman" w:cs="Times New Roman"/>
+        </w:rPr>
+        <w:t xml:space="preserve"> </w:t>
+      </w:r>
+      <w:r>
+        <w:rPr>
+          <w:rFonts w:ascii="Times New Roman" w:hAnsi="Times New Roman" w:eastAsia="Times New Roman" w:cs="Times New Roman"/>
+        </w:rPr>
         <w:t xml:space="preserve">deficiencies cluster around identity lifecycle and are addressable with automation.</w:t>
       </w:r>
     </w:p>
@@ -2184,6 +3051,9 @@
         <w:pStyle w:val="Heading2"/>
       </w:pPr>
       <w:r>
+        <w:rPr>
+          <w:rFonts w:ascii="Times New Roman" w:hAnsi="Times New Roman" w:eastAsia="Times New Roman" w:cs="Times New Roman"/>
+        </w:rPr>
         <w:t xml:space="preserve">4. How to reproduce</w:t>
       </w:r>
     </w:p>
@@ -2193,48 +3063,61 @@
       </w:pPr>
       <w:r>
         <w:rPr>
+          <w:rFonts w:ascii="Times New Roman" w:hAnsi="Times New Roman" w:eastAsia="Times New Roman" w:cs="Times New Roman"/>
           <w:rStyle w:val="ExtensionTok"/>
         </w:rPr>
         <w:t xml:space="preserve">pip</w:t>
       </w:r>
       <w:r>
         <w:rPr>
+          <w:rFonts w:ascii="Times New Roman" w:hAnsi="Times New Roman" w:eastAsia="Times New Roman" w:cs="Times New Roman"/>
           <w:rStyle w:val="NormalTok"/>
         </w:rPr>
         <w:t xml:space="preserve"> install </w:t>
       </w:r>
       <w:r>
         <w:rPr>
+          <w:rFonts w:ascii="Times New Roman" w:hAnsi="Times New Roman" w:eastAsia="Times New Roman" w:cs="Times New Roman"/>
           <w:rStyle w:val="AttributeTok"/>
         </w:rPr>
         <w:t xml:space="preserve">-r</w:t>
       </w:r>
       <w:r>
         <w:rPr>
+          <w:rFonts w:ascii="Times New Roman" w:hAnsi="Times New Roman" w:eastAsia="Times New Roman" w:cs="Times New Roman"/>
           <w:rStyle w:val="NormalTok"/>
         </w:rPr>
         <w:t xml:space="preserve"> scripts/requirements.txt</w:t>
       </w:r>
       <w:r>
+        <w:rPr>
+          <w:rFonts w:ascii="Times New Roman" w:hAnsi="Times New Roman" w:eastAsia="Times New Roman" w:cs="Times New Roman"/>
+        </w:rPr>
         <w:br/>
       </w:r>
       <w:r>
         <w:rPr>
+          <w:rFonts w:ascii="Times New Roman" w:hAnsi="Times New Roman" w:eastAsia="Times New Roman" w:cs="Times New Roman"/>
           <w:rStyle w:val="ExtensionTok"/>
         </w:rPr>
         <w:t xml:space="preserve">python3</w:t>
       </w:r>
       <w:r>
         <w:rPr>
+          <w:rFonts w:ascii="Times New Roman" w:hAnsi="Times New Roman" w:eastAsia="Times New Roman" w:cs="Times New Roman"/>
           <w:rStyle w:val="NormalTok"/>
         </w:rPr>
         <w:t xml:space="preserve"> scripts/itgc_assessment.py</w:t>
       </w:r>
       <w:r>
+        <w:rPr>
+          <w:rFonts w:ascii="Times New Roman" w:hAnsi="Times New Roman" w:eastAsia="Times New Roman" w:cs="Times New Roman"/>
+        </w:rPr>
         <w:br/>
       </w:r>
       <w:r>
         <w:rPr>
+          <w:rFonts w:ascii="Times New Roman" w:hAnsi="Times New Roman" w:eastAsia="Times New Roman" w:cs="Times New Roman"/>
           <w:rStyle w:val="CommentTok"/>
         </w:rPr>
         <w:t xml:space="preserve"># regenerates outputs/: assessment summary + status chart</w:t>
@@ -2247,6 +3130,9 @@
         <w:pStyle w:val="Heading2"/>
       </w:pPr>
       <w:r>
+        <w:rPr>
+          <w:rFonts w:ascii="Times New Roman" w:hAnsi="Times New Roman" w:eastAsia="Times New Roman" w:cs="Times New Roman"/>
+        </w:rPr>
         <w:t xml:space="preserve">5. Standards referenced</w:t>
       </w:r>
     </w:p>
@@ -2259,6 +3145,9 @@
         <w:pStyle w:val="Compact"/>
       </w:pPr>
       <w:r>
+        <w:rPr>
+          <w:rFonts w:ascii="Times New Roman" w:hAnsi="Times New Roman" w:eastAsia="Times New Roman" w:cs="Times New Roman"/>
+        </w:rPr>
         <w:t xml:space="preserve">Sarbanes-Oxley Act of 2002, Section 404 (ICFR)</w:t>
       </w:r>
     </w:p>
@@ -2271,6 +3160,9 @@
         <w:pStyle w:val="Compact"/>
       </w:pPr>
       <w:r>
+        <w:rPr>
+          <w:rFonts w:ascii="Times New Roman" w:hAnsi="Times New Roman" w:eastAsia="Times New Roman" w:cs="Times New Roman"/>
+        </w:rPr>
         <w:t xml:space="preserve">PCAOB Auditing Standard 2201 (deficiency severity definitions)</w:t>
       </w:r>
     </w:p>
@@ -2283,11 +3175,17 @@
         <w:pStyle w:val="Compact"/>
       </w:pPr>
       <w:r>
+        <w:rPr>
+          <w:rFonts w:ascii="Times New Roman" w:hAnsi="Times New Roman" w:eastAsia="Times New Roman" w:cs="Times New Roman"/>
+        </w:rPr>
         <w:t xml:space="preserve">COSO Internal Control — Integrated Framework (control environment)</w:t>
       </w:r>
     </w:p>
     <w:p>
       <w:r>
+        <w:rPr>
+          <w:rFonts w:ascii="Times New Roman" w:hAnsi="Times New Roman" w:eastAsia="Times New Roman" w:cs="Times New Roman"/>
+        </w:rPr>
         <w:pict>
           <v:rect style="width:0;height:1.5pt" o:hralign="center" o:hrstd="t" o:hr="t"/>
         </w:pict>
@@ -2295,7 +3193,10 @@
     </w:p>
     <w:bookmarkEnd w:id="39"/>
     <w:bookmarkEnd w:id="40"/>
-    <w:sectPr/>
+    <w:sectPr>
+      <w:headerReference w:type="default" r:id="rId9"/>
+      <w:footerReference w:type="default" r:id="rId10"/>
+    </w:sectPr>
   </w:body>
 </w:document>
 </file>
@@ -2304,6 +3205,16 @@
 <w:comments xmlns:w="http://schemas.openxmlformats.org/wordprocessingml/2006/main" xmlns:m="http://schemas.openxmlformats.org/officeDocument/2006/math" xmlns:r="http://schemas.openxmlformats.org/officeDocument/2006/relationships" xmlns:o="urn:schemas-microsoft-com:office:office" xmlns:v="urn:schemas-microsoft-com:vml" xmlns:w10="urn:schemas-microsoft-com:office:word" xmlns:a="http://schemas.openxmlformats.org/drawingml/2006/main" xmlns:pic="http://schemas.openxmlformats.org/drawingml/2006/picture" xmlns:wp="http://schemas.openxmlformats.org/drawingml/2006/wordprocessingDrawing"/>
 </file>
 
+<file path=word/footer1.xml><?xml version="1.0" encoding="utf-8"?>
+<w:ftr xmlns:m="http://schemas.openxmlformats.org/officeDocument/2006/math" xmlns:mc="http://schemas.openxmlformats.org/markup-compatibility/2006" xmlns:mo="http://schemas.microsoft.com/office/mac/office/2008/main" xmlns:mv="urn:schemas-microsoft-com:mac:vml" xmlns:o="urn:schemas-microsoft-com:office:office" xmlns:r="http://schemas.openxmlformats.org/officeDocument/2006/relationships" xmlns:v="urn:schemas-microsoft-com:vml" xmlns:w10="urn:schemas-microsoft-com:office:word" xmlns:w14="http://schemas.microsoft.com/office/word/2010/wordml" xmlns:w="http://schemas.openxmlformats.org/wordprocessingml/2006/main" xmlns:wne="http://schemas.microsoft.com/office/word/2006/wordml" xmlns:wp14="http://schemas.microsoft.com/office/word/2010/wordprocessingDrawing" xmlns:wp="http://schemas.openxmlformats.org/drawingml/2006/wordprocessingDrawing" xmlns:wpc="http://schemas.microsoft.com/office/word/2010/wordprocessingCanvas" xmlns:wpg="http://schemas.microsoft.com/office/word/2010/wordprocessingGroup" xmlns:wpi="http://schemas.microsoft.com/office/word/2010/wordprocessingInk" xmlns:wps="http://schemas.microsoft.com/office/word/2010/wordprocessingShape" mc:Ignorable="w14 wp14">
+  <w:p>
+    <w:pPr>
+      <w:pStyle w:val="Footer"/>
+    </w:pPr>
+  </w:p>
+</w:ftr>
+</file>
+
 <file path=word/footnotes.xml><?xml version="1.0" encoding="utf-8"?>
 <w:footnotes xmlns:w="http://schemas.openxmlformats.org/wordprocessingml/2006/main" xmlns:m="http://schemas.openxmlformats.org/officeDocument/2006/math" xmlns:r="http://schemas.openxmlformats.org/officeDocument/2006/relationships" xmlns:o="urn:schemas-microsoft-com:office:office" xmlns:v="urn:schemas-microsoft-com:vml" xmlns:w10="urn:schemas-microsoft-com:office:word" xmlns:a="http://schemas.openxmlformats.org/drawingml/2006/main" xmlns:pic="http://schemas.openxmlformats.org/drawingml/2006/picture" xmlns:wp="http://schemas.openxmlformats.org/drawingml/2006/wordprocessingDrawing">
   <w:footnote w:type="continuationSeparator" w:id="0">
@@ -2321,6 +3232,16 @@
     </w:p>
   </w:footnote>
 </w:footnotes>
+</file>
+
+<file path=word/header1.xml><?xml version="1.0" encoding="utf-8"?>
+<w:hdr xmlns:m="http://schemas.openxmlformats.org/officeDocument/2006/math" xmlns:mc="http://schemas.openxmlformats.org/markup-compatibility/2006" xmlns:mo="http://schemas.microsoft.com/office/mac/office/2008/main" xmlns:mv="urn:schemas-microsoft-com:mac:vml" xmlns:o="urn:schemas-microsoft-com:office:office" xmlns:r="http://schemas.openxmlformats.org/officeDocument/2006/relationships" xmlns:v="urn:schemas-microsoft-com:vml" xmlns:w10="urn:schemas-microsoft-com:office:word" xmlns:w14="http://schemas.microsoft.com/office/word/2010/wordml" xmlns:w="http://schemas.openxmlformats.org/wordprocessingml/2006/main" xmlns:wne="http://schemas.microsoft.com/office/word/2006/wordml" xmlns:wp14="http://schemas.microsoft.com/office/word/2010/wordprocessingDrawing" xmlns:wp="http://schemas.openxmlformats.org/drawingml/2006/wordprocessingDrawing" xmlns:wpc="http://schemas.microsoft.com/office/word/2010/wordprocessingCanvas" xmlns:wpg="http://schemas.microsoft.com/office/word/2010/wordprocessingGroup" xmlns:wpi="http://schemas.microsoft.com/office/word/2010/wordprocessingInk" xmlns:wps="http://schemas.microsoft.com/office/word/2010/wordprocessingShape" mc:Ignorable="w14 wp14">
+  <w:p>
+    <w:pPr>
+      <w:pStyle w:val="Header"/>
+    </w:pPr>
+  </w:p>
+</w:hdr>
 </file>
 
 <file path=word/numbering.xml><?xml version="1.0" encoding="utf-8"?>
@@ -2621,7 +3542,7 @@
   <w:docDefaults>
     <w:rPrDefault>
       <w:rPr>
-        <w:rFonts w:asciiTheme="minorHAnsi" w:cstheme="minorBidi" w:eastAsiaTheme="minorHAnsi" w:hAnsiTheme="minorHAnsi"/>
+        <w:rFonts w:ascii="Times New Roman" w:hAnsi="Times New Roman" w:eastAsia="Times New Roman" w:cs="Times New Roman"/>
         <w:sz w:val="24"/>
         <w:szCs w:val="24"/>
         <w:lang w:bidi="ar-SA" w:eastAsia="en-US" w:val="en-US"/>
@@ -2637,6 +3558,9 @@
   <w:style w:default="1" w:styleId="Normal" w:type="paragraph">
     <w:name w:val="Normal"/>
     <w:qFormat/>
+    <w:rPr>
+      <w:rFonts w:ascii="Times New Roman" w:hAnsi="Times New Roman" w:eastAsia="Times New Roman" w:cs="Times New Roman"/>
+    </w:rPr>
   </w:style>
   <w:style w:styleId="BodyText" w:type="paragraph">
     <w:name w:val="Body Text"/>
@@ -2646,12 +3570,18 @@
       <w:spacing w:after="180" w:before="180"/>
     </w:pPr>
     <w:qFormat/>
+    <w:rPr>
+      <w:rFonts w:ascii="Times New Roman" w:hAnsi="Times New Roman" w:eastAsia="Times New Roman" w:cs="Times New Roman"/>
+    </w:rPr>
   </w:style>
   <w:style w:customStyle="1" w:styleId="FirstParagraph" w:type="paragraph">
     <w:name w:val="First Paragraph"/>
     <w:basedOn w:val="BodyText"/>
     <w:next w:val="BodyText"/>
     <w:qFormat/>
+    <w:rPr>
+      <w:rFonts w:ascii="Times New Roman" w:hAnsi="Times New Roman" w:eastAsia="Times New Roman" w:cs="Times New Roman"/>
+    </w:rPr>
   </w:style>
   <w:style w:customStyle="1" w:styleId="Compact" w:type="paragraph">
     <w:name w:val="Compact"/>
@@ -2660,6 +3590,9 @@
     <w:pPr>
       <w:spacing w:after="36" w:before="36"/>
     </w:pPr>
+    <w:rPr>
+      <w:rFonts w:ascii="Times New Roman" w:hAnsi="Times New Roman" w:eastAsia="Times New Roman" w:cs="Times New Roman"/>
+    </w:rPr>
   </w:style>
   <w:style w:styleId="Title" w:type="paragraph">
     <w:name w:val="Title"/>
@@ -2673,7 +3606,7 @@
       <w:jc w:val="center"/>
     </w:pPr>
     <w:rPr>
-      <w:rFonts w:asciiTheme="majorHAnsi" w:cstheme="majorBidi" w:eastAsiaTheme="majorEastAsia" w:hAnsiTheme="majorHAnsi"/>
+      <w:rFonts w:ascii="Times New Roman" w:hAnsi="Times New Roman" w:eastAsia="Times New Roman" w:cs="Times New Roman"/>
       <w:b/>
       <w:bCs/>
       <w:color w:themeColor="accent1" w:themeShade="B5" w:val="345A8A"/>
@@ -2693,6 +3626,7 @@
       <w:jc w:val="center"/>
     </w:pPr>
     <w:rPr>
+      <w:rFonts w:ascii="Times New Roman" w:hAnsi="Times New Roman" w:eastAsia="Times New Roman" w:cs="Times New Roman"/>
       <w:sz w:val="30"/>
       <w:szCs w:val="30"/>
     </w:rPr>
@@ -2706,6 +3640,9 @@
       <w:keepLines/>
       <w:jc w:val="center"/>
     </w:pPr>
+    <w:rPr>
+      <w:rFonts w:ascii="Times New Roman" w:hAnsi="Times New Roman" w:eastAsia="Times New Roman" w:cs="Times New Roman"/>
+    </w:rPr>
   </w:style>
   <w:style w:styleId="Date" w:type="paragraph">
     <w:name w:val="Date"/>
@@ -2716,6 +3653,9 @@
       <w:keepLines/>
       <w:jc w:val="center"/>
     </w:pPr>
+    <w:rPr>
+      <w:rFonts w:ascii="Times New Roman" w:hAnsi="Times New Roman" w:eastAsia="Times New Roman" w:cs="Times New Roman"/>
+    </w:rPr>
   </w:style>
   <w:style w:customStyle="1" w:styleId="AbstractTitle" w:type="paragraph">
     <w:name w:val="Abstract Title"/>
@@ -2729,6 +3669,7 @@
       <w:spacing w:after="0" w:before="300"/>
     </w:pPr>
     <w:rPr>
+      <w:rFonts w:ascii="Times New Roman" w:hAnsi="Times New Roman" w:eastAsia="Times New Roman" w:cs="Times New Roman"/>
       <w:sz w:val="20"/>
       <w:szCs w:val="20"/>
       <w:b/>
@@ -2747,6 +3688,7 @@
       <w:spacing w:after="300" w:before="100"/>
     </w:pPr>
     <w:rPr>
+      <w:rFonts w:ascii="Times New Roman" w:hAnsi="Times New Roman" w:eastAsia="Times New Roman" w:cs="Times New Roman"/>
       <w:sz w:val="20"/>
       <w:szCs w:val="20"/>
     </w:rPr>
@@ -2757,7 +3699,9 @@
     <w:next w:val="Bibliography"/>
     <w:qFormat/>
     <w:pPr/>
-    <w:rPr/>
+    <w:rPr>
+      <w:rFonts w:ascii="Times New Roman" w:hAnsi="Times New Roman" w:eastAsia="Times New Roman" w:cs="Times New Roman"/>
+    </w:rPr>
   </w:style>
   <w:style w:styleId="Heading1" w:type="paragraph">
     <w:name w:val="Heading 1"/>
@@ -2772,7 +3716,7 @@
       <w:outlineLvl w:val="0"/>
     </w:pPr>
     <w:rPr>
-      <w:rFonts w:asciiTheme="majorHAnsi" w:cstheme="majorBidi" w:eastAsiaTheme="majorEastAsia" w:hAnsiTheme="majorHAnsi"/>
+      <w:rFonts w:ascii="Times New Roman" w:hAnsi="Times New Roman" w:eastAsia="Times New Roman" w:cs="Times New Roman"/>
       <w:b/>
       <w:bCs/>
       <w:color w:themeColor="accent1" w:val="4F81BD"/>
@@ -2794,7 +3738,7 @@
       <w:outlineLvl w:val="1"/>
     </w:pPr>
     <w:rPr>
-      <w:rFonts w:asciiTheme="majorHAnsi" w:cstheme="majorBidi" w:eastAsiaTheme="majorEastAsia" w:hAnsiTheme="majorHAnsi"/>
+      <w:rFonts w:ascii="Times New Roman" w:hAnsi="Times New Roman" w:eastAsia="Times New Roman" w:cs="Times New Roman"/>
       <w:b/>
       <w:bCs/>
       <w:color w:themeColor="accent1" w:val="4F81BD"/>
@@ -2816,7 +3760,7 @@
       <w:outlineLvl w:val="2"/>
     </w:pPr>
     <w:rPr>
-      <w:rFonts w:asciiTheme="majorHAnsi" w:cstheme="majorBidi" w:eastAsiaTheme="majorEastAsia" w:hAnsiTheme="majorHAnsi"/>
+      <w:rFonts w:ascii="Times New Roman" w:hAnsi="Times New Roman" w:eastAsia="Times New Roman" w:cs="Times New Roman"/>
       <w:b/>
       <w:bCs/>
       <w:color w:themeColor="accent1" w:val="4F81BD"/>
@@ -2838,7 +3782,7 @@
       <w:outlineLvl w:val="3"/>
     </w:pPr>
     <w:rPr>
-      <w:rFonts w:asciiTheme="majorHAnsi" w:cstheme="majorBidi" w:eastAsiaTheme="majorEastAsia" w:hAnsiTheme="majorHAnsi"/>
+      <w:rFonts w:ascii="Times New Roman" w:hAnsi="Times New Roman" w:eastAsia="Times New Roman" w:cs="Times New Roman"/>
       <w:i/>
       <w:bCs/>
       <w:color w:themeColor="accent1" w:val="4F81BD"/>
@@ -2860,7 +3804,7 @@
       <w:outlineLvl w:val="4"/>
     </w:pPr>
     <w:rPr>
-      <w:rFonts w:asciiTheme="majorHAnsi" w:cstheme="majorBidi" w:eastAsiaTheme="majorEastAsia" w:hAnsiTheme="majorHAnsi"/>
+      <w:rFonts w:ascii="Times New Roman" w:hAnsi="Times New Roman" w:eastAsia="Times New Roman" w:cs="Times New Roman"/>
       <w:iCs/>
       <w:color w:themeColor="accent1" w:val="4F81BD"/>
       <w:sz w:val="24"/>
@@ -2881,7 +3825,7 @@
       <w:outlineLvl w:val="5"/>
     </w:pPr>
     <w:rPr>
-      <w:rFonts w:asciiTheme="majorHAnsi" w:cstheme="majorBidi" w:eastAsiaTheme="majorEastAsia" w:hAnsiTheme="majorHAnsi"/>
+      <w:rFonts w:ascii="Times New Roman" w:hAnsi="Times New Roman" w:eastAsia="Times New Roman" w:cs="Times New Roman"/>
       <w:color w:themeColor="accent1" w:val="4F81BD"/>
       <w:sz w:val="24"/>
       <w:szCs w:val="24"/>
@@ -2901,7 +3845,7 @@
       <w:outlineLvl w:val="6"/>
     </w:pPr>
     <w:rPr>
-      <w:rFonts w:asciiTheme="majorHAnsi" w:cstheme="majorBidi" w:eastAsiaTheme="majorEastAsia" w:hAnsiTheme="majorHAnsi"/>
+      <w:rFonts w:ascii="Times New Roman" w:hAnsi="Times New Roman" w:eastAsia="Times New Roman" w:cs="Times New Roman"/>
       <w:color w:themeColor="accent1" w:val="4F81BD"/>
       <w:sz w:val="24"/>
       <w:szCs w:val="24"/>
@@ -2921,7 +3865,7 @@
       <w:outlineLvl w:val="7"/>
     </w:pPr>
     <w:rPr>
-      <w:rFonts w:asciiTheme="majorHAnsi" w:cstheme="majorBidi" w:eastAsiaTheme="majorEastAsia" w:hAnsiTheme="majorHAnsi"/>
+      <w:rFonts w:ascii="Times New Roman" w:hAnsi="Times New Roman" w:eastAsia="Times New Roman" w:cs="Times New Roman"/>
       <w:color w:themeColor="accent1" w:val="4F81BD"/>
       <w:sz w:val="24"/>
       <w:szCs w:val="24"/>
@@ -2941,7 +3885,7 @@
       <w:outlineLvl w:val="8"/>
     </w:pPr>
     <w:rPr>
-      <w:rFonts w:asciiTheme="majorHAnsi" w:cstheme="majorBidi" w:eastAsiaTheme="majorEastAsia" w:hAnsiTheme="majorHAnsi"/>
+      <w:rFonts w:ascii="Times New Roman" w:hAnsi="Times New Roman" w:eastAsia="Times New Roman" w:cs="Times New Roman"/>
       <w:color w:themeColor="accent1" w:val="4F81BD"/>
       <w:sz w:val="24"/>
       <w:szCs w:val="24"/>
@@ -2958,6 +3902,9 @@
       <w:spacing w:after="100" w:before="100"/>
       <w:ind w:firstLine="0" w:left="480" w:right="480"/>
     </w:pPr>
+    <w:rPr>
+      <w:rFonts w:ascii="Times New Roman" w:hAnsi="Times New Roman" w:eastAsia="Times New Roman" w:cs="Times New Roman"/>
+    </w:rPr>
   </w:style>
   <w:style w:styleId="FootnoteText" w:type="paragraph">
     <w:name w:val="Footnote Text"/>
@@ -2966,11 +3913,17 @@
     <w:uiPriority w:val="9"/>
     <w:unhideWhenUsed/>
     <w:qFormat/>
+    <w:rPr>
+      <w:rFonts w:ascii="Times New Roman" w:hAnsi="Times New Roman" w:eastAsia="Times New Roman" w:cs="Times New Roman"/>
+    </w:rPr>
   </w:style>
   <w:style w:default="1" w:styleId="DefaultParagraphFont" w:type="character">
     <w:name w:val="Default Paragraph Font"/>
     <w:semiHidden/>
     <w:unhideWhenUsed/>
+    <w:rPr>
+      <w:rFonts w:ascii="Times New Roman" w:hAnsi="Times New Roman" w:eastAsia="Times New Roman" w:cs="Times New Roman"/>
+    </w:rPr>
   </w:style>
   <w:style w:default="1" w:styleId="Table" w:type="table">
     <w:name w:val="Table"/>
@@ -3002,6 +3955,9 @@
         </w:tcBorders>
       </w:tcPr>
     </w:tblStylePr>
+    <w:rPr>
+      <w:rFonts w:ascii="Times New Roman" w:hAnsi="Times New Roman" w:eastAsia="Times New Roman" w:cs="Times New Roman"/>
+    </w:rPr>
   </w:style>
   <w:style w:customStyle="1" w:styleId="DefinitionTerm" w:type="paragraph">
     <w:name w:val="Definition Term"/>
@@ -3013,12 +3969,16 @@
       <w:spacing w:after="0"/>
     </w:pPr>
     <w:rPr>
+      <w:rFonts w:ascii="Times New Roman" w:hAnsi="Times New Roman" w:eastAsia="Times New Roman" w:cs="Times New Roman"/>
       <w:b/>
     </w:rPr>
   </w:style>
   <w:style w:customStyle="1" w:styleId="Definition" w:type="paragraph">
     <w:name w:val="Definition"/>
     <w:basedOn w:val="Normal"/>
+    <w:rPr>
+      <w:rFonts w:ascii="Times New Roman" w:hAnsi="Times New Roman" w:eastAsia="Times New Roman" w:cs="Times New Roman"/>
+    </w:rPr>
   </w:style>
   <w:style w:styleId="Caption" w:type="paragraph">
     <w:name w:val="Caption"/>
@@ -3028,6 +3988,7 @@
       <w:spacing w:after="120" w:before="0"/>
     </w:pPr>
     <w:rPr>
+      <w:rFonts w:ascii="Times New Roman" w:hAnsi="Times New Roman" w:eastAsia="Times New Roman" w:cs="Times New Roman"/>
       <w:i/>
     </w:rPr>
   </w:style>
@@ -3037,14 +3998,23 @@
     <w:pPr>
       <w:keepNext/>
     </w:pPr>
+    <w:rPr>
+      <w:rFonts w:ascii="Times New Roman" w:hAnsi="Times New Roman" w:eastAsia="Times New Roman" w:cs="Times New Roman"/>
+    </w:rPr>
   </w:style>
   <w:style w:customStyle="1" w:styleId="ImageCaption" w:type="paragraph">
     <w:name w:val="Image Caption"/>
     <w:basedOn w:val="Caption"/>
+    <w:rPr>
+      <w:rFonts w:ascii="Times New Roman" w:hAnsi="Times New Roman" w:eastAsia="Times New Roman" w:cs="Times New Roman"/>
+    </w:rPr>
   </w:style>
   <w:style w:customStyle="1" w:styleId="Figure" w:type="paragraph">
     <w:name w:val="Figure"/>
     <w:basedOn w:val="Normal"/>
+    <w:rPr>
+      <w:rFonts w:ascii="Times New Roman" w:hAnsi="Times New Roman" w:eastAsia="Times New Roman" w:cs="Times New Roman"/>
+    </w:rPr>
   </w:style>
   <w:style w:customStyle="1" w:styleId="CaptionedFigure" w:type="paragraph">
     <w:name w:val="Captioned Figure"/>
@@ -3052,28 +4022,38 @@
     <w:pPr>
       <w:keepNext/>
     </w:pPr>
+    <w:rPr>
+      <w:rFonts w:ascii="Times New Roman" w:hAnsi="Times New Roman" w:eastAsia="Times New Roman" w:cs="Times New Roman"/>
+    </w:rPr>
   </w:style>
   <w:style w:customStyle="1" w:styleId="BodyTextChar" w:type="character">
     <w:name w:val="Body Text Char"/>
     <w:basedOn w:val="DefaultParagraphFont"/>
     <w:link w:val="BodyText"/>
+    <w:rPr>
+      <w:rFonts w:ascii="Times New Roman" w:hAnsi="Times New Roman" w:eastAsia="Times New Roman" w:cs="Times New Roman"/>
+    </w:rPr>
   </w:style>
   <w:style w:customStyle="1" w:styleId="VerbatimChar" w:type="character">
     <w:name w:val="Verbatim Char"/>
     <w:basedOn w:val="BodyTextChar"/>
     <w:rPr>
-      <w:rFonts w:ascii="Consolas" w:hAnsi="Consolas"/>
+      <w:rFonts w:ascii="Times New Roman" w:hAnsi="Times New Roman" w:eastAsia="Times New Roman" w:cs="Times New Roman"/>
       <w:sz w:val="22"/>
     </w:rPr>
   </w:style>
   <w:style w:customStyle="1" w:styleId="SectionNumber" w:type="character">
     <w:name w:val="Section Number"/>
     <w:basedOn w:val="BodyTextChar"/>
+    <w:rPr>
+      <w:rFonts w:ascii="Times New Roman" w:hAnsi="Times New Roman" w:eastAsia="Times New Roman" w:cs="Times New Roman"/>
+    </w:rPr>
   </w:style>
   <w:style w:styleId="FootnoteReference" w:type="character">
     <w:name w:val="Footnote Reference"/>
     <w:basedOn w:val="BodyTextChar"/>
     <w:rPr>
+      <w:rFonts w:ascii="Times New Roman" w:hAnsi="Times New Roman" w:eastAsia="Times New Roman" w:cs="Times New Roman"/>
       <w:vertAlign w:val="superscript"/>
     </w:rPr>
   </w:style>
@@ -3081,6 +4061,7 @@
     <w:name w:val="Hyperlink"/>
     <w:basedOn w:val="BodyTextChar"/>
     <w:rPr>
+      <w:rFonts w:ascii="Times New Roman" w:hAnsi="Times New Roman" w:eastAsia="Times New Roman" w:cs="Times New Roman"/>
       <w:color w:themeColor="accent1" w:val="4F81BD"/>
     </w:rPr>
   </w:style>
@@ -3096,7 +4077,7 @@
       <w:outlineLvl w:val="9"/>
     </w:pPr>
     <w:rPr>
-      <w:rFonts w:asciiTheme="majorHAnsi" w:cstheme="majorBidi" w:eastAsiaTheme="majorEastAsia" w:hAnsiTheme="majorHAnsi"/>
+      <w:rFonts w:ascii="Times New Roman" w:hAnsi="Times New Roman" w:eastAsia="Times New Roman" w:cs="Times New Roman"/>
       <w:b w:val="0"/>
       <w:bCs w:val="0"/>
       <w:color w:themeColor="accent1" w:themeShade="BF" w:val="365F91"/>
@@ -3109,11 +4090,15 @@
     <w:pPr>
       <w:wordWrap w:val="off"/>
     </w:pPr>
+    <w:rPr>
+      <w:rFonts w:ascii="Times New Roman" w:hAnsi="Times New Roman" w:eastAsia="Times New Roman" w:cs="Times New Roman"/>
+    </w:rPr>
   </w:style>
   <w:style w:type="character" w:customStyle="1" w:styleId="KeywordTok">
     <w:name w:val="KeywordTok"/>
     <w:basedOn w:val="VerbatimChar"/>
     <w:rPr>
+      <w:rFonts w:ascii="Times New Roman" w:hAnsi="Times New Roman" w:eastAsia="Times New Roman" w:cs="Times New Roman"/>
       <w:color w:val="007020"/>
       <w:b/>
     </w:rPr>
@@ -3122,6 +4107,7 @@
     <w:name w:val="DataTypeTok"/>
     <w:basedOn w:val="VerbatimChar"/>
     <w:rPr>
+      <w:rFonts w:ascii="Times New Roman" w:hAnsi="Times New Roman" w:eastAsia="Times New Roman" w:cs="Times New Roman"/>
       <w:color w:val="902000"/>
     </w:rPr>
   </w:style>
@@ -3129,6 +4115,7 @@
     <w:name w:val="DecValTok"/>
     <w:basedOn w:val="VerbatimChar"/>
     <w:rPr>
+      <w:rFonts w:ascii="Times New Roman" w:hAnsi="Times New Roman" w:eastAsia="Times New Roman" w:cs="Times New Roman"/>
       <w:color w:val="40a070"/>
     </w:rPr>
   </w:style>
@@ -3136,6 +4123,7 @@
     <w:name w:val="BaseNTok"/>
     <w:basedOn w:val="VerbatimChar"/>
     <w:rPr>
+      <w:rFonts w:ascii="Times New Roman" w:hAnsi="Times New Roman" w:eastAsia="Times New Roman" w:cs="Times New Roman"/>
       <w:color w:val="40a070"/>
     </w:rPr>
   </w:style>
@@ -3143,6 +4131,7 @@
     <w:name w:val="FloatTok"/>
     <w:basedOn w:val="VerbatimChar"/>
     <w:rPr>
+      <w:rFonts w:ascii="Times New Roman" w:hAnsi="Times New Roman" w:eastAsia="Times New Roman" w:cs="Times New Roman"/>
       <w:color w:val="40a070"/>
     </w:rPr>
   </w:style>
@@ -3150,6 +4139,7 @@
     <w:name w:val="ConstantTok"/>
     <w:basedOn w:val="VerbatimChar"/>
     <w:rPr>
+      <w:rFonts w:ascii="Times New Roman" w:hAnsi="Times New Roman" w:eastAsia="Times New Roman" w:cs="Times New Roman"/>
       <w:color w:val="880000"/>
     </w:rPr>
   </w:style>
@@ -3157,6 +4147,7 @@
     <w:name w:val="CharTok"/>
     <w:basedOn w:val="VerbatimChar"/>
     <w:rPr>
+      <w:rFonts w:ascii="Times New Roman" w:hAnsi="Times New Roman" w:eastAsia="Times New Roman" w:cs="Times New Roman"/>
       <w:color w:val="4070a0"/>
     </w:rPr>
   </w:style>
@@ -3164,6 +4155,7 @@
     <w:name w:val="SpecialCharTok"/>
     <w:basedOn w:val="VerbatimChar"/>
     <w:rPr>
+      <w:rFonts w:ascii="Times New Roman" w:hAnsi="Times New Roman" w:eastAsia="Times New Roman" w:cs="Times New Roman"/>
       <w:color w:val="4070a0"/>
     </w:rPr>
   </w:style>
@@ -3171,6 +4163,7 @@
     <w:name w:val="StringTok"/>
     <w:basedOn w:val="VerbatimChar"/>
     <w:rPr>
+      <w:rFonts w:ascii="Times New Roman" w:hAnsi="Times New Roman" w:eastAsia="Times New Roman" w:cs="Times New Roman"/>
       <w:color w:val="4070a0"/>
     </w:rPr>
   </w:style>
@@ -3178,6 +4171,7 @@
     <w:name w:val="VerbatimStringTok"/>
     <w:basedOn w:val="VerbatimChar"/>
     <w:rPr>
+      <w:rFonts w:ascii="Times New Roman" w:hAnsi="Times New Roman" w:eastAsia="Times New Roman" w:cs="Times New Roman"/>
       <w:color w:val="4070a0"/>
     </w:rPr>
   </w:style>
@@ -3185,6 +4179,7 @@
     <w:name w:val="SpecialStringTok"/>
     <w:basedOn w:val="VerbatimChar"/>
     <w:rPr>
+      <w:rFonts w:ascii="Times New Roman" w:hAnsi="Times New Roman" w:eastAsia="Times New Roman" w:cs="Times New Roman"/>
       <w:color w:val="bb6688"/>
     </w:rPr>
   </w:style>
@@ -3192,6 +4187,7 @@
     <w:name w:val="ImportTok"/>
     <w:basedOn w:val="VerbatimChar"/>
     <w:rPr>
+      <w:rFonts w:ascii="Times New Roman" w:hAnsi="Times New Roman" w:eastAsia="Times New Roman" w:cs="Times New Roman"/>
       <w:color w:val="008000"/>
       <w:b/>
     </w:rPr>
@@ -3200,6 +4196,7 @@
     <w:name w:val="CommentTok"/>
     <w:basedOn w:val="VerbatimChar"/>
     <w:rPr>
+      <w:rFonts w:ascii="Times New Roman" w:hAnsi="Times New Roman" w:eastAsia="Times New Roman" w:cs="Times New Roman"/>
       <w:color w:val="60a0b0"/>
       <w:i/>
     </w:rPr>
@@ -3208,6 +4205,7 @@
     <w:name w:val="DocumentationTok"/>
     <w:basedOn w:val="VerbatimChar"/>
     <w:rPr>
+      <w:rFonts w:ascii="Times New Roman" w:hAnsi="Times New Roman" w:eastAsia="Times New Roman" w:cs="Times New Roman"/>
       <w:color w:val="ba2121"/>
       <w:i/>
     </w:rPr>
@@ -3216,6 +4214,7 @@
     <w:name w:val="AnnotationTok"/>
     <w:basedOn w:val="VerbatimChar"/>
     <w:rPr>
+      <w:rFonts w:ascii="Times New Roman" w:hAnsi="Times New Roman" w:eastAsia="Times New Roman" w:cs="Times New Roman"/>
       <w:color w:val="60a0b0"/>
       <w:b/>
       <w:i/>
@@ -3225,6 +4224,7 @@
     <w:name w:val="CommentVarTok"/>
     <w:basedOn w:val="VerbatimChar"/>
     <w:rPr>
+      <w:rFonts w:ascii="Times New Roman" w:hAnsi="Times New Roman" w:eastAsia="Times New Roman" w:cs="Times New Roman"/>
       <w:color w:val="60a0b0"/>
       <w:b/>
       <w:i/>
@@ -3234,6 +4234,7 @@
     <w:name w:val="OtherTok"/>
     <w:basedOn w:val="VerbatimChar"/>
     <w:rPr>
+      <w:rFonts w:ascii="Times New Roman" w:hAnsi="Times New Roman" w:eastAsia="Times New Roman" w:cs="Times New Roman"/>
       <w:color w:val="007020"/>
     </w:rPr>
   </w:style>
@@ -3241,6 +4242,7 @@
     <w:name w:val="FunctionTok"/>
     <w:basedOn w:val="VerbatimChar"/>
     <w:rPr>
+      <w:rFonts w:ascii="Times New Roman" w:hAnsi="Times New Roman" w:eastAsia="Times New Roman" w:cs="Times New Roman"/>
       <w:color w:val="06287e"/>
     </w:rPr>
   </w:style>
@@ -3248,6 +4250,7 @@
     <w:name w:val="VariableTok"/>
     <w:basedOn w:val="VerbatimChar"/>
     <w:rPr>
+      <w:rFonts w:ascii="Times New Roman" w:hAnsi="Times New Roman" w:eastAsia="Times New Roman" w:cs="Times New Roman"/>
       <w:color w:val="19177c"/>
     </w:rPr>
   </w:style>
@@ -3255,6 +4258,7 @@
     <w:name w:val="ControlFlowTok"/>
     <w:basedOn w:val="VerbatimChar"/>
     <w:rPr>
+      <w:rFonts w:ascii="Times New Roman" w:hAnsi="Times New Roman" w:eastAsia="Times New Roman" w:cs="Times New Roman"/>
       <w:color w:val="007020"/>
       <w:b/>
     </w:rPr>
@@ -3263,6 +4267,7 @@
     <w:name w:val="OperatorTok"/>
     <w:basedOn w:val="VerbatimChar"/>
     <w:rPr>
+      <w:rFonts w:ascii="Times New Roman" w:hAnsi="Times New Roman" w:eastAsia="Times New Roman" w:cs="Times New Roman"/>
       <w:color w:val="666666"/>
     </w:rPr>
   </w:style>
@@ -3270,18 +4275,22 @@
     <w:name w:val="BuiltInTok"/>
     <w:basedOn w:val="VerbatimChar"/>
     <w:rPr>
+      <w:rFonts w:ascii="Times New Roman" w:hAnsi="Times New Roman" w:eastAsia="Times New Roman" w:cs="Times New Roman"/>
       <w:color w:val="008000"/>
     </w:rPr>
   </w:style>
   <w:style w:type="character" w:customStyle="1" w:styleId="ExtensionTok">
     <w:name w:val="ExtensionTok"/>
     <w:basedOn w:val="VerbatimChar"/>
-    <w:rPr/>
+    <w:rPr>
+      <w:rFonts w:ascii="Times New Roman" w:hAnsi="Times New Roman" w:eastAsia="Times New Roman" w:cs="Times New Roman"/>
+    </w:rPr>
   </w:style>
   <w:style w:type="character" w:customStyle="1" w:styleId="PreprocessorTok">
     <w:name w:val="PreprocessorTok"/>
     <w:basedOn w:val="VerbatimChar"/>
     <w:rPr>
+      <w:rFonts w:ascii="Times New Roman" w:hAnsi="Times New Roman" w:eastAsia="Times New Roman" w:cs="Times New Roman"/>
       <w:color w:val="bc7a00"/>
     </w:rPr>
   </w:style>
@@ -3289,18 +4298,22 @@
     <w:name w:val="AttributeTok"/>
     <w:basedOn w:val="VerbatimChar"/>
     <w:rPr>
+      <w:rFonts w:ascii="Times New Roman" w:hAnsi="Times New Roman" w:eastAsia="Times New Roman" w:cs="Times New Roman"/>
       <w:color w:val="7d9029"/>
     </w:rPr>
   </w:style>
   <w:style w:type="character" w:customStyle="1" w:styleId="RegionMarkerTok">
     <w:name w:val="RegionMarkerTok"/>
     <w:basedOn w:val="VerbatimChar"/>
-    <w:rPr/>
+    <w:rPr>
+      <w:rFonts w:ascii="Times New Roman" w:hAnsi="Times New Roman" w:eastAsia="Times New Roman" w:cs="Times New Roman"/>
+    </w:rPr>
   </w:style>
   <w:style w:type="character" w:customStyle="1" w:styleId="InformationTok">
     <w:name w:val="InformationTok"/>
     <w:basedOn w:val="VerbatimChar"/>
     <w:rPr>
+      <w:rFonts w:ascii="Times New Roman" w:hAnsi="Times New Roman" w:eastAsia="Times New Roman" w:cs="Times New Roman"/>
       <w:color w:val="60a0b0"/>
       <w:b/>
       <w:i/>
@@ -3310,6 +4323,7 @@
     <w:name w:val="WarningTok"/>
     <w:basedOn w:val="VerbatimChar"/>
     <w:rPr>
+      <w:rFonts w:ascii="Times New Roman" w:hAnsi="Times New Roman" w:eastAsia="Times New Roman" w:cs="Times New Roman"/>
       <w:color w:val="60a0b0"/>
       <w:b/>
       <w:i/>
@@ -3319,6 +4333,7 @@
     <w:name w:val="AlertTok"/>
     <w:basedOn w:val="VerbatimChar"/>
     <w:rPr>
+      <w:rFonts w:ascii="Times New Roman" w:hAnsi="Times New Roman" w:eastAsia="Times New Roman" w:cs="Times New Roman"/>
       <w:color w:val="ff0000"/>
       <w:b/>
     </w:rPr>
@@ -3327,6 +4342,7 @@
     <w:name w:val="ErrorTok"/>
     <w:basedOn w:val="VerbatimChar"/>
     <w:rPr>
+      <w:rFonts w:ascii="Times New Roman" w:hAnsi="Times New Roman" w:eastAsia="Times New Roman" w:cs="Times New Roman"/>
       <w:color w:val="ff0000"/>
       <w:b/>
     </w:rPr>
@@ -3334,7 +4350,9 @@
   <w:style w:type="character" w:customStyle="1" w:styleId="NormalTok">
     <w:name w:val="NormalTok"/>
     <w:basedOn w:val="VerbatimChar"/>
-    <w:rPr/>
+    <w:rPr>
+      <w:rFonts w:ascii="Times New Roman" w:hAnsi="Times New Roman" w:eastAsia="Times New Roman" w:cs="Times New Roman"/>
+    </w:rPr>
   </w:style>
 </w:styles>
 </file>
@@ -3382,7 +4400,7 @@
     </a:clrScheme>
     <a:fontScheme name="Office">
       <a:majorFont>
-        <a:latin typeface="Calibri"/>
+        <a:latin typeface="Times New Roman"/>
         <a:ea typeface=""/>
         <a:cs typeface=""/>
         <a:font script="Jpan" typeface="ＭＳ ゴシック"/>
@@ -3416,7 +4434,7 @@
         <a:font script="Uigh" typeface="Microsoft Uighur"/>
       </a:majorFont>
       <a:minorFont>
-        <a:latin typeface="Cambria"/>
+        <a:latin typeface="Times New Roman"/>
         <a:ea typeface=""/>
         <a:cs typeface=""/>
         <a:font script="Jpan" typeface="ＭＳ 明朝"/>
